--- a/Understood.docx
+++ b/Understood.docx
@@ -1,59 +1,103 @@
 
 <file path=word/document.xml><?xml version="1.0" encoding="utf-8"?>
-<w:document xmlns:wpc="http://schemas.microsoft.com/office/word/2010/wordprocessingCanvas" xmlns:cx="http://schemas.microsoft.com/office/drawing/2014/chartex" xmlns:mc="http://schemas.openxmlformats.org/markup-compatibility/2006" xmlns:o="urn:schemas-microsoft-com:office:office" xmlns:r="http://schemas.openxmlformats.org/officeDocument/2006/relationships" xmlns:m="http://schemas.openxmlformats.org/officeDocument/2006/math" xmlns:v="urn:schemas-microsoft-com:vml" xmlns:wp14="http://schemas.microsoft.com/office/word/2010/wordprocessingDrawing" xmlns:wp="http://schemas.openxmlformats.org/drawingml/2006/wordprocessingDrawing" xmlns:w10="urn:schemas-microsoft-com:office:word" xmlns:w="http://schemas.openxmlformats.org/wordprocessingml/2006/main" xmlns:w14="http://schemas.microsoft.com/office/word/2010/wordml" xmlns:w15="http://schemas.microsoft.com/office/word/2012/wordml" xmlns:w16se="http://schemas.microsoft.com/office/word/2015/wordml/symex" xmlns:wpg="http://schemas.microsoft.com/office/word/2010/wordprocessingGroup" xmlns:wpi="http://schemas.microsoft.com/office/word/2010/wordprocessingInk" xmlns:wne="http://schemas.microsoft.com/office/word/2006/wordml" xmlns:wps="http://schemas.microsoft.com/office/word/2010/wordprocessingShape" mc:Ignorable="w14 w15 w16se wp14">
+<w:document xmlns:wpc="http://schemas.microsoft.com/office/word/2010/wordprocessingCanvas" xmlns:cx="http://schemas.microsoft.com/office/drawing/2014/chartex" xmlns:cx1="http://schemas.microsoft.com/office/drawing/2015/9/8/chartex" xmlns:cx2="http://schemas.microsoft.com/office/drawing/2015/10/21/chartex" xmlns:cx3="http://schemas.microsoft.com/office/drawing/2016/5/9/chartex" xmlns:cx4="http://schemas.microsoft.com/office/drawing/2016/5/10/chartex" xmlns:cx5="http://schemas.microsoft.com/office/drawing/2016/5/11/chartex" xmlns:cx6="http://schemas.microsoft.com/office/drawing/2016/5/12/chartex" xmlns:cx7="http://schemas.microsoft.com/office/drawing/2016/5/13/chartex" xmlns:cx8="http://schemas.microsoft.com/office/drawing/2016/5/14/chartex" xmlns:mc="http://schemas.openxmlformats.org/markup-compatibility/2006" xmlns:aink="http://schemas.microsoft.com/office/drawing/2016/ink" xmlns:am3d="http://schemas.microsoft.com/office/drawing/2017/model3d" xmlns:o="urn:schemas-microsoft-com:office:office" xmlns:oel="http://schemas.microsoft.com/office/2019/extlst" xmlns:r="http://schemas.openxmlformats.org/officeDocument/2006/relationships" xmlns:m="http://schemas.openxmlformats.org/officeDocument/2006/math" xmlns:v="urn:schemas-microsoft-com:vml" xmlns:wp14="http://schemas.microsoft.com/office/word/2010/wordprocessingDrawing" xmlns:wp="http://schemas.openxmlformats.org/drawingml/2006/wordprocessingDrawing" xmlns:w10="urn:schemas-microsoft-com:office:word" xmlns:w="http://schemas.openxmlformats.org/wordprocessingml/2006/main" xmlns:w14="http://schemas.microsoft.com/office/word/2010/wordml" xmlns:w15="http://schemas.microsoft.com/office/word/2012/wordml" xmlns:w16cex="http://schemas.microsoft.com/office/word/2018/wordml/cex" xmlns:w16cid="http://schemas.microsoft.com/office/word/2016/wordml/cid" xmlns:w16="http://schemas.microsoft.com/office/word/2018/wordml" xmlns:w16du="http://schemas.microsoft.com/office/word/2023/wordml/word16du" xmlns:w16sdtdh="http://schemas.microsoft.com/office/word/2020/wordml/sdtdatahash" xmlns:w16sdtfl="http://schemas.microsoft.com/office/word/2024/wordml/sdtformatlock" xmlns:w16se="http://schemas.microsoft.com/office/word/2015/wordml/symex" xmlns:wpg="http://schemas.microsoft.com/office/word/2010/wordprocessingGroup" xmlns:wpi="http://schemas.microsoft.com/office/word/2010/wordprocessingInk" xmlns:wne="http://schemas.microsoft.com/office/word/2006/wordml" xmlns:wps="http://schemas.microsoft.com/office/word/2010/wordprocessingShape" mc:Ignorable="w14 w15 w16se w16cid w16 w16cex w16sdtdh w16sdtfl w16du wp14">
   <w:body>
     <w:p>
       <w:pPr>
         <w:spacing w:before="100" w:beforeAutospacing="1" w:after="100" w:afterAutospacing="1" w:line="240" w:lineRule="auto"/>
-        <w:rPr>
-          <w:rFonts w:ascii="Times New Roman" w:eastAsia="Times New Roman" w:hAnsi="Times New Roman" w:cs="Times New Roman"/>
-          <w:sz w:val="24"/>
-          <w:szCs w:val="24"/>
-        </w:rPr>
-      </w:pPr>
-      <w:r>
-        <w:rPr>
-          <w:rFonts w:ascii="Times New Roman" w:eastAsia="Times New Roman" w:hAnsi="Times New Roman" w:cs="Times New Roman"/>
-          <w:sz w:val="24"/>
-          <w:szCs w:val="24"/>
-        </w:rPr>
-        <w:t xml:space="preserve">Understood — your project will now be a complete </w:t>
-      </w:r>
+        <w:ind w:left="360"/>
+        <w:jc w:val="center"/>
+        <w:rPr>
+          <w:rFonts w:ascii="Times New Roman" w:eastAsia="Times New Roman" w:hAnsi="Times New Roman" w:cs="Times New Roman"/>
+          <w:sz w:val="24"/>
+          <w:szCs w:val="24"/>
+        </w:rPr>
+      </w:pPr>
       <w:r>
         <w:rPr>
           <w:rFonts w:ascii="Times New Roman" w:eastAsia="Times New Roman" w:hAnsi="Times New Roman" w:cs="Times New Roman"/>
           <w:b/>
           <w:bCs/>
-          <w:sz w:val="24"/>
-          <w:szCs w:val="24"/>
-        </w:rPr>
-        <w:t>University Management &amp; Learning Platform</w:t>
-      </w:r>
-      <w:r>
-        <w:rPr>
-          <w:rFonts w:ascii="Times New Roman" w:eastAsia="Times New Roman" w:hAnsi="Times New Roman" w:cs="Times New Roman"/>
-          <w:sz w:val="24"/>
-          <w:szCs w:val="24"/>
-        </w:rPr>
-        <w:t xml:space="preserve"> only, not school-based.</w:t>
-      </w:r>
-    </w:p>
-    <w:p>
-      <w:pPr>
-        <w:spacing w:before="100" w:beforeAutospacing="1" w:after="100" w:afterAutospacing="1" w:line="240" w:lineRule="auto"/>
-        <w:rPr>
-          <w:rFonts w:ascii="Times New Roman" w:eastAsia="Times New Roman" w:hAnsi="Times New Roman" w:cs="Times New Roman"/>
-          <w:sz w:val="24"/>
-          <w:szCs w:val="24"/>
-        </w:rPr>
-      </w:pPr>
-      <w:r>
-        <w:rPr>
-          <w:rFonts w:ascii="Times New Roman" w:eastAsia="Times New Roman" w:hAnsi="Times New Roman" w:cs="Times New Roman"/>
-          <w:sz w:val="24"/>
-          <w:szCs w:val="24"/>
-        </w:rPr>
-        <w:t>So the entire system structure should be redesigned around:</w:t>
+          <w:sz w:val="40"/>
+          <w:szCs w:val="40"/>
+        </w:rPr>
+        <w:t xml:space="preserve">University Management </w:t>
+      </w:r>
+      <w:r>
+        <w:rPr>
+          <w:rFonts w:ascii="Times New Roman" w:eastAsia="Times New Roman" w:hAnsi="Times New Roman" w:cs="Times New Roman"/>
+          <w:b/>
+          <w:bCs/>
+          <w:sz w:val="40"/>
+          <w:szCs w:val="40"/>
+        </w:rPr>
+        <w:t>System</w:t>
+      </w:r>
+      <w:r>
+        <w:rPr>
+          <w:rFonts w:ascii="Times New Roman" w:eastAsia="Times New Roman" w:hAnsi="Times New Roman" w:cs="Times New Roman"/>
+          <w:b/>
+          <w:bCs/>
+          <w:sz w:val="40"/>
+          <w:szCs w:val="40"/>
+        </w:rPr>
+        <w:t xml:space="preserve"> /</w:t>
+      </w:r>
+    </w:p>
+    <w:p>
+      <w:pPr>
+        <w:spacing w:before="100" w:beforeAutospacing="1" w:after="100" w:afterAutospacing="1" w:line="240" w:lineRule="auto"/>
+        <w:ind w:left="360"/>
+        <w:jc w:val="center"/>
+        <w:rPr>
+          <w:rFonts w:ascii="Times New Roman" w:eastAsia="Times New Roman" w:hAnsi="Times New Roman" w:cs="Times New Roman"/>
+          <w:sz w:val="24"/>
+          <w:szCs w:val="24"/>
+        </w:rPr>
+      </w:pPr>
+      <w:r>
+        <w:rPr>
+          <w:rFonts w:ascii="Times New Roman" w:eastAsia="Times New Roman" w:hAnsi="Times New Roman" w:cs="Times New Roman"/>
+          <w:b/>
+          <w:bCs/>
+          <w:sz w:val="40"/>
+          <w:szCs w:val="40"/>
+        </w:rPr>
+        <w:t>Smart University ERP</w:t>
+      </w:r>
+    </w:p>
+    <w:p>
+      <w:pPr>
+        <w:spacing w:before="100" w:beforeAutospacing="1" w:after="100" w:afterAutospacing="1" w:line="240" w:lineRule="auto"/>
+        <w:rPr>
+          <w:rFonts w:ascii="Times New Roman" w:eastAsia="Times New Roman" w:hAnsi="Times New Roman" w:cs="Times New Roman"/>
+          <w:sz w:val="24"/>
+          <w:szCs w:val="24"/>
+        </w:rPr>
+      </w:pPr>
+      <w:r>
+        <w:rPr>
+          <w:rFonts w:ascii="Times New Roman" w:eastAsia="Times New Roman" w:hAnsi="Times New Roman" w:cs="Times New Roman"/>
+          <w:sz w:val="24"/>
+          <w:szCs w:val="24"/>
+        </w:rPr>
+        <w:t>So</w:t>
+      </w:r>
+      <w:r>
+        <w:rPr>
+          <w:rFonts w:ascii="Times New Roman" w:eastAsia="Times New Roman" w:hAnsi="Times New Roman" w:cs="Times New Roman"/>
+          <w:sz w:val="24"/>
+          <w:szCs w:val="24"/>
+        </w:rPr>
+        <w:t>,</w:t>
+      </w:r>
+      <w:r>
+        <w:rPr>
+          <w:rFonts w:ascii="Times New Roman" w:eastAsia="Times New Roman" w:hAnsi="Times New Roman" w:cs="Times New Roman"/>
+          <w:sz w:val="24"/>
+          <w:szCs w:val="24"/>
+        </w:rPr>
+        <w:t xml:space="preserve"> the entire system structure should be redesigned around:</w:t>
       </w:r>
     </w:p>
     <w:p>
@@ -276,170 +320,18 @@
           <w:sz w:val="48"/>
           <w:szCs w:val="48"/>
         </w:rPr>
-        <w:t>Updated Project Identity</w:t>
-      </w:r>
-    </w:p>
-    <w:p>
-      <w:pPr>
-        <w:spacing w:before="100" w:beforeAutospacing="1" w:after="100" w:afterAutospacing="1" w:line="240" w:lineRule="auto"/>
-        <w:outlineLvl w:val="1"/>
+        <w:t>This</w:t>
+      </w:r>
+      <w:r>
         <w:rPr>
           <w:rFonts w:ascii="Times New Roman" w:eastAsia="Times New Roman" w:hAnsi="Times New Roman" w:cs="Times New Roman"/>
           <w:b/>
           <w:bCs/>
-          <w:sz w:val="36"/>
-          <w:szCs w:val="36"/>
-        </w:rPr>
-      </w:pPr>
-      <w:r>
-        <w:rPr>
-          <w:rFonts w:ascii="Times New Roman" w:eastAsia="Times New Roman" w:hAnsi="Times New Roman" w:cs="Times New Roman"/>
-          <w:b/>
-          <w:bCs/>
-          <w:sz w:val="36"/>
-          <w:szCs w:val="36"/>
-        </w:rPr>
-        <w:t>New Project Name Ideas</w:t>
-      </w:r>
-    </w:p>
-    <w:p>
-      <w:pPr>
-        <w:numPr>
-          <w:ilvl w:val="0"/>
-          <w:numId w:val="2"/>
-        </w:numPr>
-        <w:spacing w:before="100" w:beforeAutospacing="1" w:after="100" w:afterAutospacing="1" w:line="240" w:lineRule="auto"/>
-        <w:rPr>
-          <w:rFonts w:ascii="Times New Roman" w:eastAsia="Times New Roman" w:hAnsi="Times New Roman" w:cs="Times New Roman"/>
-          <w:sz w:val="24"/>
-          <w:szCs w:val="24"/>
-        </w:rPr>
-      </w:pPr>
-      <w:r>
-        <w:rPr>
-          <w:rFonts w:ascii="Times New Roman" w:eastAsia="Times New Roman" w:hAnsi="Times New Roman" w:cs="Times New Roman"/>
-          <w:sz w:val="24"/>
-          <w:szCs w:val="24"/>
-        </w:rPr>
-        <w:t xml:space="preserve">Smart University ERP &amp; LMS </w:t>
-      </w:r>
-    </w:p>
-    <w:p>
-      <w:pPr>
-        <w:numPr>
-          <w:ilvl w:val="0"/>
-          <w:numId w:val="2"/>
-        </w:numPr>
-        <w:spacing w:before="100" w:beforeAutospacing="1" w:after="100" w:afterAutospacing="1" w:line="240" w:lineRule="auto"/>
-        <w:rPr>
-          <w:rFonts w:ascii="Times New Roman" w:eastAsia="Times New Roman" w:hAnsi="Times New Roman" w:cs="Times New Roman"/>
-          <w:sz w:val="24"/>
-          <w:szCs w:val="24"/>
-        </w:rPr>
-      </w:pPr>
-      <w:proofErr w:type="spellStart"/>
-      <w:r>
-        <w:rPr>
-          <w:rFonts w:ascii="Times New Roman" w:eastAsia="Times New Roman" w:hAnsi="Times New Roman" w:cs="Times New Roman"/>
-          <w:sz w:val="24"/>
-          <w:szCs w:val="24"/>
-        </w:rPr>
-        <w:t>UniSphere</w:t>
-      </w:r>
-      <w:proofErr w:type="spellEnd"/>
-      <w:r>
-        <w:rPr>
-          <w:rFonts w:ascii="Times New Roman" w:eastAsia="Times New Roman" w:hAnsi="Times New Roman" w:cs="Times New Roman"/>
-          <w:sz w:val="24"/>
-          <w:szCs w:val="24"/>
-        </w:rPr>
-        <w:t xml:space="preserve"> Management System </w:t>
-      </w:r>
-    </w:p>
-    <w:p>
-      <w:pPr>
-        <w:numPr>
-          <w:ilvl w:val="0"/>
-          <w:numId w:val="2"/>
-        </w:numPr>
-        <w:spacing w:before="100" w:beforeAutospacing="1" w:after="100" w:afterAutospacing="1" w:line="240" w:lineRule="auto"/>
-        <w:rPr>
-          <w:rFonts w:ascii="Times New Roman" w:eastAsia="Times New Roman" w:hAnsi="Times New Roman" w:cs="Times New Roman"/>
-          <w:sz w:val="24"/>
-          <w:szCs w:val="24"/>
-        </w:rPr>
-      </w:pPr>
-      <w:proofErr w:type="spellStart"/>
-      <w:r>
-        <w:rPr>
-          <w:rFonts w:ascii="Times New Roman" w:eastAsia="Times New Roman" w:hAnsi="Times New Roman" w:cs="Times New Roman"/>
-          <w:sz w:val="24"/>
-          <w:szCs w:val="24"/>
-        </w:rPr>
-        <w:t>CampusCore</w:t>
-      </w:r>
-      <w:proofErr w:type="spellEnd"/>
-      <w:r>
-        <w:rPr>
-          <w:rFonts w:ascii="Times New Roman" w:eastAsia="Times New Roman" w:hAnsi="Times New Roman" w:cs="Times New Roman"/>
-          <w:sz w:val="24"/>
-          <w:szCs w:val="24"/>
-        </w:rPr>
-        <w:t xml:space="preserve"> University Platform </w:t>
-      </w:r>
-    </w:p>
-    <w:p>
-      <w:pPr>
-        <w:numPr>
-          <w:ilvl w:val="0"/>
-          <w:numId w:val="2"/>
-        </w:numPr>
-        <w:spacing w:before="100" w:beforeAutospacing="1" w:after="100" w:afterAutospacing="1" w:line="240" w:lineRule="auto"/>
-        <w:rPr>
-          <w:rFonts w:ascii="Times New Roman" w:eastAsia="Times New Roman" w:hAnsi="Times New Roman" w:cs="Times New Roman"/>
-          <w:sz w:val="24"/>
-          <w:szCs w:val="24"/>
-        </w:rPr>
-      </w:pPr>
-      <w:r>
-        <w:rPr>
-          <w:rFonts w:ascii="Times New Roman" w:eastAsia="Times New Roman" w:hAnsi="Times New Roman" w:cs="Times New Roman"/>
-          <w:sz w:val="24"/>
-          <w:szCs w:val="24"/>
-        </w:rPr>
-        <w:t xml:space="preserve">Smart Campus ERP </w:t>
-      </w:r>
-    </w:p>
-    <w:p>
-      <w:pPr>
-        <w:numPr>
-          <w:ilvl w:val="0"/>
-          <w:numId w:val="2"/>
-        </w:numPr>
-        <w:spacing w:before="100" w:beforeAutospacing="1" w:after="100" w:afterAutospacing="1" w:line="240" w:lineRule="auto"/>
-        <w:rPr>
-          <w:rFonts w:ascii="Times New Roman" w:eastAsia="Times New Roman" w:hAnsi="Times New Roman" w:cs="Times New Roman"/>
-          <w:sz w:val="24"/>
-          <w:szCs w:val="24"/>
-        </w:rPr>
-      </w:pPr>
-      <w:proofErr w:type="spellStart"/>
-      <w:r>
-        <w:rPr>
-          <w:rFonts w:ascii="Times New Roman" w:eastAsia="Times New Roman" w:hAnsi="Times New Roman" w:cs="Times New Roman"/>
-          <w:sz w:val="24"/>
-          <w:szCs w:val="24"/>
-        </w:rPr>
-        <w:t>EduVerse</w:t>
-      </w:r>
-      <w:proofErr w:type="spellEnd"/>
-      <w:r>
-        <w:rPr>
-          <w:rFonts w:ascii="Times New Roman" w:eastAsia="Times New Roman" w:hAnsi="Times New Roman" w:cs="Times New Roman"/>
-          <w:sz w:val="24"/>
-          <w:szCs w:val="24"/>
-        </w:rPr>
-        <w:t xml:space="preserve"> University System </w:t>
+          <w:kern w:val="36"/>
+          <w:sz w:val="48"/>
+          <w:szCs w:val="48"/>
+        </w:rPr>
+        <w:t xml:space="preserve"> Project Identity</w:t>
       </w:r>
     </w:p>
     <w:p>
@@ -457,7 +349,7 @@
           <w:sz w:val="24"/>
           <w:szCs w:val="24"/>
         </w:rPr>
-        <w:pict>
+        <w:pict w14:anchorId="1F6B25AE">
           <v:rect id="_x0000_i1025" style="width:0;height:1.5pt" o:hralign="center" o:hrstd="t" o:hr="t" fillcolor="#a0a0a0" stroked="f"/>
         </w:pict>
       </w:r>
@@ -624,7 +516,7 @@
           <w:sz w:val="24"/>
           <w:szCs w:val="24"/>
         </w:rPr>
-        <w:pict>
+        <w:pict w14:anchorId="6C914638">
           <v:rect id="_x0000_i1026" style="width:0;height:1.5pt" o:hralign="center" o:hrstd="t" o:hr="t" fillcolor="#a0a0a0" stroked="f"/>
         </w:pict>
       </w:r>
@@ -674,26 +566,92 @@
           <w:sz w:val="36"/>
           <w:szCs w:val="36"/>
         </w:rPr>
+        <w:t>1. Authentication &amp; RBAC</w:t>
+      </w:r>
+    </w:p>
+    <w:p>
+      <w:pPr>
+        <w:spacing w:before="100" w:beforeAutospacing="1" w:after="100" w:afterAutospacing="1" w:line="240" w:lineRule="auto"/>
+        <w:rPr>
+          <w:rFonts w:ascii="Times New Roman" w:eastAsia="Times New Roman" w:hAnsi="Times New Roman" w:cs="Times New Roman"/>
+          <w:sz w:val="24"/>
+          <w:szCs w:val="24"/>
+        </w:rPr>
+      </w:pPr>
+      <w:r>
+        <w:rPr>
+          <w:rFonts w:ascii="Times New Roman" w:eastAsia="Times New Roman" w:hAnsi="Times New Roman" w:cs="Times New Roman"/>
+          <w:sz w:val="24"/>
+          <w:szCs w:val="24"/>
+        </w:rPr>
+        <w:t>Roles:</w:t>
+      </w:r>
+    </w:p>
+    <w:p>
+      <w:pPr>
+        <w:numPr>
+          <w:ilvl w:val="0"/>
+          <w:numId w:val="3"/>
+        </w:numPr>
+        <w:spacing w:before="100" w:beforeAutospacing="1" w:after="100" w:afterAutospacing="1" w:line="240" w:lineRule="auto"/>
+        <w:rPr>
+          <w:rFonts w:ascii="Times New Roman" w:eastAsia="Times New Roman" w:hAnsi="Times New Roman" w:cs="Times New Roman"/>
+          <w:sz w:val="24"/>
+          <w:szCs w:val="24"/>
+        </w:rPr>
+      </w:pPr>
+      <w:r>
+        <w:rPr>
+          <w:rFonts w:ascii="Times New Roman" w:eastAsia="Times New Roman" w:hAnsi="Times New Roman" w:cs="Times New Roman"/>
+          <w:sz w:val="24"/>
+          <w:szCs w:val="24"/>
+        </w:rPr>
+        <w:t xml:space="preserve">Super Admin </w:t>
+      </w:r>
+    </w:p>
+    <w:p>
+      <w:pPr>
+        <w:numPr>
+          <w:ilvl w:val="0"/>
+          <w:numId w:val="3"/>
+        </w:numPr>
+        <w:spacing w:before="100" w:beforeAutospacing="1" w:after="100" w:afterAutospacing="1" w:line="240" w:lineRule="auto"/>
+        <w:rPr>
+          <w:rFonts w:ascii="Times New Roman" w:eastAsia="Times New Roman" w:hAnsi="Times New Roman" w:cs="Times New Roman"/>
+          <w:sz w:val="24"/>
+          <w:szCs w:val="24"/>
+        </w:rPr>
+      </w:pPr>
+      <w:r>
+        <w:rPr>
+          <w:rFonts w:ascii="Times New Roman" w:eastAsia="Times New Roman" w:hAnsi="Times New Roman" w:cs="Times New Roman"/>
+          <w:sz w:val="24"/>
+          <w:szCs w:val="24"/>
+        </w:rPr>
+        <w:t xml:space="preserve">University Admin </w:t>
+      </w:r>
+    </w:p>
+    <w:p>
+      <w:pPr>
+        <w:numPr>
+          <w:ilvl w:val="0"/>
+          <w:numId w:val="3"/>
+        </w:numPr>
+        <w:spacing w:before="100" w:beforeAutospacing="1" w:after="100" w:afterAutospacing="1" w:line="240" w:lineRule="auto"/>
+        <w:rPr>
+          <w:rFonts w:ascii="Times New Roman" w:eastAsia="Times New Roman" w:hAnsi="Times New Roman" w:cs="Times New Roman"/>
+          <w:sz w:val="24"/>
+          <w:szCs w:val="24"/>
+        </w:rPr>
+      </w:pPr>
+      <w:r>
+        <w:rPr>
+          <w:rFonts w:ascii="Times New Roman" w:eastAsia="Times New Roman" w:hAnsi="Times New Roman" w:cs="Times New Roman"/>
+          <w:sz w:val="24"/>
+          <w:szCs w:val="24"/>
+        </w:rPr>
         <w:lastRenderedPageBreak/>
-        <w:t>1. Authentication &amp; RBAC</w:t>
-      </w:r>
-    </w:p>
-    <w:p>
-      <w:pPr>
-        <w:spacing w:before="100" w:beforeAutospacing="1" w:after="100" w:afterAutospacing="1" w:line="240" w:lineRule="auto"/>
-        <w:rPr>
-          <w:rFonts w:ascii="Times New Roman" w:eastAsia="Times New Roman" w:hAnsi="Times New Roman" w:cs="Times New Roman"/>
-          <w:sz w:val="24"/>
-          <w:szCs w:val="24"/>
-        </w:rPr>
-      </w:pPr>
-      <w:r>
-        <w:rPr>
-          <w:rFonts w:ascii="Times New Roman" w:eastAsia="Times New Roman" w:hAnsi="Times New Roman" w:cs="Times New Roman"/>
-          <w:sz w:val="24"/>
-          <w:szCs w:val="24"/>
-        </w:rPr>
-        <w:t>Roles:</w:t>
+        <w:t xml:space="preserve">Department Head </w:t>
       </w:r>
     </w:p>
     <w:p>
@@ -715,7 +673,7 @@
           <w:sz w:val="24"/>
           <w:szCs w:val="24"/>
         </w:rPr>
-        <w:t xml:space="preserve">Super Admin </w:t>
+        <w:t xml:space="preserve">Faculty Member </w:t>
       </w:r>
     </w:p>
     <w:p>
@@ -737,7 +695,7 @@
           <w:sz w:val="24"/>
           <w:szCs w:val="24"/>
         </w:rPr>
-        <w:t xml:space="preserve">University Admin </w:t>
+        <w:t xml:space="preserve">Advisor </w:t>
       </w:r>
     </w:p>
     <w:p>
@@ -759,7 +717,7 @@
           <w:sz w:val="24"/>
           <w:szCs w:val="24"/>
         </w:rPr>
-        <w:t xml:space="preserve">Department Head </w:t>
+        <w:t xml:space="preserve">Student </w:t>
       </w:r>
     </w:p>
     <w:p>
@@ -781,7 +739,7 @@
           <w:sz w:val="24"/>
           <w:szCs w:val="24"/>
         </w:rPr>
-        <w:t xml:space="preserve">Faculty Member </w:t>
+        <w:t xml:space="preserve">Accounts Officer </w:t>
       </w:r>
     </w:p>
     <w:p>
@@ -803,51 +761,7 @@
           <w:sz w:val="24"/>
           <w:szCs w:val="24"/>
         </w:rPr>
-        <w:t xml:space="preserve">Advisor </w:t>
-      </w:r>
-    </w:p>
-    <w:p>
-      <w:pPr>
-        <w:numPr>
-          <w:ilvl w:val="0"/>
-          <w:numId w:val="3"/>
-        </w:numPr>
-        <w:spacing w:before="100" w:beforeAutospacing="1" w:after="100" w:afterAutospacing="1" w:line="240" w:lineRule="auto"/>
-        <w:rPr>
-          <w:rFonts w:ascii="Times New Roman" w:eastAsia="Times New Roman" w:hAnsi="Times New Roman" w:cs="Times New Roman"/>
-          <w:sz w:val="24"/>
-          <w:szCs w:val="24"/>
-        </w:rPr>
-      </w:pPr>
-      <w:r>
-        <w:rPr>
-          <w:rFonts w:ascii="Times New Roman" w:eastAsia="Times New Roman" w:hAnsi="Times New Roman" w:cs="Times New Roman"/>
-          <w:sz w:val="24"/>
-          <w:szCs w:val="24"/>
-        </w:rPr>
-        <w:t xml:space="preserve">Student </w:t>
-      </w:r>
-    </w:p>
-    <w:p>
-      <w:pPr>
-        <w:numPr>
-          <w:ilvl w:val="0"/>
-          <w:numId w:val="3"/>
-        </w:numPr>
-        <w:spacing w:before="100" w:beforeAutospacing="1" w:after="100" w:afterAutospacing="1" w:line="240" w:lineRule="auto"/>
-        <w:rPr>
-          <w:rFonts w:ascii="Times New Roman" w:eastAsia="Times New Roman" w:hAnsi="Times New Roman" w:cs="Times New Roman"/>
-          <w:sz w:val="24"/>
-          <w:szCs w:val="24"/>
-        </w:rPr>
-      </w:pPr>
-      <w:r>
-        <w:rPr>
-          <w:rFonts w:ascii="Times New Roman" w:eastAsia="Times New Roman" w:hAnsi="Times New Roman" w:cs="Times New Roman"/>
-          <w:sz w:val="24"/>
-          <w:szCs w:val="24"/>
-        </w:rPr>
-        <w:t xml:space="preserve">Accounts Officer </w:t>
+        <w:t>Staff / General officer</w:t>
       </w:r>
     </w:p>
     <w:p>
@@ -865,7 +779,7 @@
           <w:sz w:val="24"/>
           <w:szCs w:val="24"/>
         </w:rPr>
-        <w:pict>
+        <w:pict w14:anchorId="1C3FD386">
           <v:rect id="_x0000_i1027" style="width:0;height:1.5pt" o:hralign="center" o:hrstd="t" o:hr="t" fillcolor="#a0a0a0" stroked="f"/>
         </w:pict>
       </w:r>
@@ -1065,7 +979,7 @@
           <w:sz w:val="24"/>
           <w:szCs w:val="24"/>
         </w:rPr>
-        <w:pict>
+        <w:pict w14:anchorId="57A274D9">
           <v:rect id="_x0000_i1028" style="width:0;height:1.5pt" o:hralign="center" o:hrstd="t" o:hr="t" fillcolor="#a0a0a0" stroked="f"/>
         </w:pict>
       </w:r>
@@ -1278,7 +1192,7 @@
           <w:sz w:val="24"/>
           <w:szCs w:val="24"/>
         </w:rPr>
-        <w:pict>
+        <w:pict w14:anchorId="0E699961">
           <v:rect id="_x0000_i1029" style="width:0;height:1.5pt" o:hralign="center" o:hrstd="t" o:hr="t" fillcolor="#a0a0a0" stroked="f"/>
         </w:pict>
       </w:r>
@@ -1305,7 +1219,6 @@
           <w:sz w:val="48"/>
           <w:szCs w:val="48"/>
         </w:rPr>
-        <w:lastRenderedPageBreak/>
         <w:t>4. Learning Management System (LMS)</w:t>
       </w:r>
     </w:p>
@@ -1351,8 +1264,39 @@
           <w:sz w:val="24"/>
           <w:szCs w:val="24"/>
         </w:rPr>
+        <w:lastRenderedPageBreak/>
+        <w:t>Live lectures</w:t>
+      </w:r>
+    </w:p>
+    <w:p>
+      <w:pPr>
+        <w:numPr>
+          <w:ilvl w:val="0"/>
+          <w:numId w:val="7"/>
+        </w:numPr>
+        <w:spacing w:before="100" w:beforeAutospacing="1" w:after="100" w:afterAutospacing="1" w:line="240" w:lineRule="auto"/>
+        <w:rPr>
+          <w:rFonts w:ascii="Times New Roman" w:eastAsia="Times New Roman" w:hAnsi="Times New Roman" w:cs="Times New Roman"/>
+          <w:sz w:val="24"/>
+          <w:szCs w:val="24"/>
+        </w:rPr>
+      </w:pPr>
+      <w:r>
+        <w:rPr>
+          <w:rFonts w:ascii="Times New Roman" w:eastAsia="Times New Roman" w:hAnsi="Times New Roman" w:cs="Times New Roman"/>
+          <w:sz w:val="24"/>
+          <w:szCs w:val="24"/>
+        </w:rPr>
         <w:t xml:space="preserve">Video lectures </w:t>
       </w:r>
+      <w:r>
+        <w:rPr>
+          <w:rFonts w:ascii="Times New Roman" w:eastAsia="Times New Roman" w:hAnsi="Times New Roman" w:cs="Times New Roman"/>
+          <w:sz w:val="24"/>
+          <w:szCs w:val="24"/>
+        </w:rPr>
+        <w:t>(Recorded)</w:t>
+      </w:r>
     </w:p>
     <w:p>
       <w:pPr>
@@ -1479,7 +1423,7 @@
           <w:sz w:val="24"/>
           <w:szCs w:val="24"/>
         </w:rPr>
-        <w:pict>
+        <w:pict w14:anchorId="042DCAF9">
           <v:rect id="_x0000_i1030" style="width:0;height:1.5pt" o:hralign="center" o:hrstd="t" o:hr="t" fillcolor="#a0a0a0" stroked="f"/>
         </w:pict>
       </w:r>
@@ -1768,7 +1712,7 @@
           <w:sz w:val="24"/>
           <w:szCs w:val="24"/>
         </w:rPr>
-        <w:pict>
+        <w:pict w14:anchorId="6BD076CA">
           <v:rect id="_x0000_i1031" style="width:0;height:1.5pt" o:hralign="center" o:hrstd="t" o:hr="t" fillcolor="#a0a0a0" stroked="f"/>
         </w:pict>
       </w:r>
@@ -1884,25 +1828,7 @@
           <w:sz w:val="24"/>
           <w:szCs w:val="24"/>
         </w:rPr>
-        <w:t xml:space="preserve">Future </w:t>
-      </w:r>
-      <w:proofErr w:type="spellStart"/>
-      <w:r>
-        <w:rPr>
-          <w:rFonts w:ascii="Times New Roman" w:eastAsia="Times New Roman" w:hAnsi="Times New Roman" w:cs="Times New Roman"/>
-          <w:sz w:val="24"/>
-          <w:szCs w:val="24"/>
-        </w:rPr>
-        <w:t>WebRTC</w:t>
-      </w:r>
-      <w:proofErr w:type="spellEnd"/>
-      <w:r>
-        <w:rPr>
-          <w:rFonts w:ascii="Times New Roman" w:eastAsia="Times New Roman" w:hAnsi="Times New Roman" w:cs="Times New Roman"/>
-          <w:sz w:val="24"/>
-          <w:szCs w:val="24"/>
-        </w:rPr>
-        <w:t xml:space="preserve"> support </w:t>
+        <w:t xml:space="preserve">Future WebRTC support </w:t>
       </w:r>
     </w:p>
     <w:p>
@@ -1947,70 +1873,70 @@
           <w:sz w:val="24"/>
           <w:szCs w:val="24"/>
         </w:rPr>
+        <w:t xml:space="preserve">Attendance tracking </w:t>
+      </w:r>
+    </w:p>
+    <w:p>
+      <w:pPr>
+        <w:numPr>
+          <w:ilvl w:val="0"/>
+          <w:numId w:val="11"/>
+        </w:numPr>
+        <w:spacing w:before="100" w:beforeAutospacing="1" w:after="100" w:afterAutospacing="1" w:line="240" w:lineRule="auto"/>
+        <w:rPr>
+          <w:rFonts w:ascii="Times New Roman" w:eastAsia="Times New Roman" w:hAnsi="Times New Roman" w:cs="Times New Roman"/>
+          <w:sz w:val="24"/>
+          <w:szCs w:val="24"/>
+        </w:rPr>
+      </w:pPr>
+      <w:r>
+        <w:rPr>
+          <w:rFonts w:ascii="Times New Roman" w:eastAsia="Times New Roman" w:hAnsi="Times New Roman" w:cs="Times New Roman"/>
+          <w:sz w:val="24"/>
+          <w:szCs w:val="24"/>
+        </w:rPr>
+        <w:t xml:space="preserve">Class recording </w:t>
+      </w:r>
+    </w:p>
+    <w:p>
+      <w:pPr>
+        <w:numPr>
+          <w:ilvl w:val="0"/>
+          <w:numId w:val="11"/>
+        </w:numPr>
+        <w:spacing w:before="100" w:beforeAutospacing="1" w:after="100" w:afterAutospacing="1" w:line="240" w:lineRule="auto"/>
+        <w:rPr>
+          <w:rFonts w:ascii="Times New Roman" w:eastAsia="Times New Roman" w:hAnsi="Times New Roman" w:cs="Times New Roman"/>
+          <w:sz w:val="24"/>
+          <w:szCs w:val="24"/>
+        </w:rPr>
+      </w:pPr>
+      <w:r>
+        <w:rPr>
+          <w:rFonts w:ascii="Times New Roman" w:eastAsia="Times New Roman" w:hAnsi="Times New Roman" w:cs="Times New Roman"/>
+          <w:sz w:val="24"/>
+          <w:szCs w:val="24"/>
+        </w:rPr>
+        <w:t xml:space="preserve">Live chat </w:t>
+      </w:r>
+    </w:p>
+    <w:p>
+      <w:pPr>
+        <w:spacing w:after="0" w:line="240" w:lineRule="auto"/>
+        <w:rPr>
+          <w:rFonts w:ascii="Times New Roman" w:eastAsia="Times New Roman" w:hAnsi="Times New Roman" w:cs="Times New Roman"/>
+          <w:sz w:val="24"/>
+          <w:szCs w:val="24"/>
+        </w:rPr>
+      </w:pPr>
+      <w:r>
+        <w:rPr>
+          <w:rFonts w:ascii="Times New Roman" w:eastAsia="Times New Roman" w:hAnsi="Times New Roman" w:cs="Times New Roman"/>
+          <w:sz w:val="24"/>
+          <w:szCs w:val="24"/>
+        </w:rPr>
         <w:lastRenderedPageBreak/>
-        <w:t xml:space="preserve">Attendance tracking </w:t>
-      </w:r>
-    </w:p>
-    <w:p>
-      <w:pPr>
-        <w:numPr>
-          <w:ilvl w:val="0"/>
-          <w:numId w:val="11"/>
-        </w:numPr>
-        <w:spacing w:before="100" w:beforeAutospacing="1" w:after="100" w:afterAutospacing="1" w:line="240" w:lineRule="auto"/>
-        <w:rPr>
-          <w:rFonts w:ascii="Times New Roman" w:eastAsia="Times New Roman" w:hAnsi="Times New Roman" w:cs="Times New Roman"/>
-          <w:sz w:val="24"/>
-          <w:szCs w:val="24"/>
-        </w:rPr>
-      </w:pPr>
-      <w:r>
-        <w:rPr>
-          <w:rFonts w:ascii="Times New Roman" w:eastAsia="Times New Roman" w:hAnsi="Times New Roman" w:cs="Times New Roman"/>
-          <w:sz w:val="24"/>
-          <w:szCs w:val="24"/>
-        </w:rPr>
-        <w:t xml:space="preserve">Class recording </w:t>
-      </w:r>
-    </w:p>
-    <w:p>
-      <w:pPr>
-        <w:numPr>
-          <w:ilvl w:val="0"/>
-          <w:numId w:val="11"/>
-        </w:numPr>
-        <w:spacing w:before="100" w:beforeAutospacing="1" w:after="100" w:afterAutospacing="1" w:line="240" w:lineRule="auto"/>
-        <w:rPr>
-          <w:rFonts w:ascii="Times New Roman" w:eastAsia="Times New Roman" w:hAnsi="Times New Roman" w:cs="Times New Roman"/>
-          <w:sz w:val="24"/>
-          <w:szCs w:val="24"/>
-        </w:rPr>
-      </w:pPr>
-      <w:r>
-        <w:rPr>
-          <w:rFonts w:ascii="Times New Roman" w:eastAsia="Times New Roman" w:hAnsi="Times New Roman" w:cs="Times New Roman"/>
-          <w:sz w:val="24"/>
-          <w:szCs w:val="24"/>
-        </w:rPr>
-        <w:t xml:space="preserve">Live chat </w:t>
-      </w:r>
-    </w:p>
-    <w:p>
-      <w:pPr>
-        <w:spacing w:after="0" w:line="240" w:lineRule="auto"/>
-        <w:rPr>
-          <w:rFonts w:ascii="Times New Roman" w:eastAsia="Times New Roman" w:hAnsi="Times New Roman" w:cs="Times New Roman"/>
-          <w:sz w:val="24"/>
-          <w:szCs w:val="24"/>
-        </w:rPr>
-      </w:pPr>
-      <w:r>
-        <w:rPr>
-          <w:rFonts w:ascii="Times New Roman" w:eastAsia="Times New Roman" w:hAnsi="Times New Roman" w:cs="Times New Roman"/>
-          <w:sz w:val="24"/>
-          <w:szCs w:val="24"/>
-        </w:rPr>
-        <w:pict>
+        <w:pict w14:anchorId="376A1666">
           <v:rect id="_x0000_i1032" style="width:0;height:1.5pt" o:hralign="center" o:hrstd="t" o:hr="t" fillcolor="#a0a0a0" stroked="f"/>
         </w:pict>
       </w:r>
@@ -2280,23 +2206,13 @@
           <w:szCs w:val="24"/>
         </w:rPr>
       </w:pPr>
-      <w:proofErr w:type="spellStart"/>
-      <w:r>
-        <w:rPr>
-          <w:rFonts w:ascii="Times New Roman" w:eastAsia="Times New Roman" w:hAnsi="Times New Roman" w:cs="Times New Roman"/>
-          <w:sz w:val="24"/>
-          <w:szCs w:val="24"/>
-        </w:rPr>
-        <w:t>Nagad</w:t>
-      </w:r>
-      <w:proofErr w:type="spellEnd"/>
-      <w:r>
-        <w:rPr>
-          <w:rFonts w:ascii="Times New Roman" w:eastAsia="Times New Roman" w:hAnsi="Times New Roman" w:cs="Times New Roman"/>
-          <w:sz w:val="24"/>
-          <w:szCs w:val="24"/>
-        </w:rPr>
-        <w:t xml:space="preserve"> </w:t>
+      <w:r>
+        <w:rPr>
+          <w:rFonts w:ascii="Times New Roman" w:eastAsia="Times New Roman" w:hAnsi="Times New Roman" w:cs="Times New Roman"/>
+          <w:sz w:val="24"/>
+          <w:szCs w:val="24"/>
+        </w:rPr>
+        <w:t xml:space="preserve">Nagad </w:t>
       </w:r>
     </w:p>
     <w:p>
@@ -2314,7 +2230,7 @@
           <w:sz w:val="24"/>
           <w:szCs w:val="24"/>
         </w:rPr>
-        <w:pict>
+        <w:pict w14:anchorId="7BEA19FF">
           <v:rect id="_x0000_i1033" style="width:0;height:1.5pt" o:hralign="center" o:hrstd="t" o:hr="t" fillcolor="#a0a0a0" stroked="f"/>
         </w:pict>
       </w:r>
@@ -2509,7 +2425,7 @@
           <w:sz w:val="24"/>
           <w:szCs w:val="24"/>
         </w:rPr>
-        <w:pict>
+        <w:pict w14:anchorId="5EF44EC2">
           <v:rect id="_x0000_i1034" style="width:0;height:1.5pt" o:hralign="center" o:hrstd="t" o:hr="t" fillcolor="#a0a0a0" stroked="f"/>
         </w:pict>
       </w:r>
@@ -2598,92 +2514,92 @@
           <w:sz w:val="24"/>
           <w:szCs w:val="24"/>
         </w:rPr>
+        <w:t xml:space="preserve">Take attendance </w:t>
+      </w:r>
+    </w:p>
+    <w:p>
+      <w:pPr>
+        <w:numPr>
+          <w:ilvl w:val="0"/>
+          <w:numId w:val="15"/>
+        </w:numPr>
+        <w:spacing w:before="100" w:beforeAutospacing="1" w:after="100" w:afterAutospacing="1" w:line="240" w:lineRule="auto"/>
+        <w:rPr>
+          <w:rFonts w:ascii="Times New Roman" w:eastAsia="Times New Roman" w:hAnsi="Times New Roman" w:cs="Times New Roman"/>
+          <w:sz w:val="24"/>
+          <w:szCs w:val="24"/>
+        </w:rPr>
+      </w:pPr>
+      <w:r>
+        <w:rPr>
+          <w:rFonts w:ascii="Times New Roman" w:eastAsia="Times New Roman" w:hAnsi="Times New Roman" w:cs="Times New Roman"/>
+          <w:sz w:val="24"/>
+          <w:szCs w:val="24"/>
+        </w:rPr>
+        <w:t xml:space="preserve">Publish results </w:t>
+      </w:r>
+    </w:p>
+    <w:p>
+      <w:pPr>
+        <w:numPr>
+          <w:ilvl w:val="0"/>
+          <w:numId w:val="15"/>
+        </w:numPr>
+        <w:spacing w:before="100" w:beforeAutospacing="1" w:after="100" w:afterAutospacing="1" w:line="240" w:lineRule="auto"/>
+        <w:rPr>
+          <w:rFonts w:ascii="Times New Roman" w:eastAsia="Times New Roman" w:hAnsi="Times New Roman" w:cs="Times New Roman"/>
+          <w:sz w:val="24"/>
+          <w:szCs w:val="24"/>
+        </w:rPr>
+      </w:pPr>
+      <w:r>
+        <w:rPr>
+          <w:rFonts w:ascii="Times New Roman" w:eastAsia="Times New Roman" w:hAnsi="Times New Roman" w:cs="Times New Roman"/>
+          <w:sz w:val="24"/>
+          <w:szCs w:val="24"/>
+        </w:rPr>
+        <w:t xml:space="preserve">Manage classes </w:t>
+      </w:r>
+    </w:p>
+    <w:p>
+      <w:pPr>
+        <w:numPr>
+          <w:ilvl w:val="0"/>
+          <w:numId w:val="15"/>
+        </w:numPr>
+        <w:spacing w:before="100" w:beforeAutospacing="1" w:after="100" w:afterAutospacing="1" w:line="240" w:lineRule="auto"/>
+        <w:rPr>
+          <w:rFonts w:ascii="Times New Roman" w:eastAsia="Times New Roman" w:hAnsi="Times New Roman" w:cs="Times New Roman"/>
+          <w:sz w:val="24"/>
+          <w:szCs w:val="24"/>
+        </w:rPr>
+      </w:pPr>
+      <w:r>
+        <w:rPr>
+          <w:rFonts w:ascii="Times New Roman" w:eastAsia="Times New Roman" w:hAnsi="Times New Roman" w:cs="Times New Roman"/>
+          <w:sz w:val="24"/>
+          <w:szCs w:val="24"/>
+        </w:rPr>
+        <w:t xml:space="preserve">Conduct exams </w:t>
+      </w:r>
+    </w:p>
+    <w:p>
+      <w:pPr>
+        <w:spacing w:after="0" w:line="240" w:lineRule="auto"/>
+        <w:rPr>
+          <w:rFonts w:ascii="Times New Roman" w:eastAsia="Times New Roman" w:hAnsi="Times New Roman" w:cs="Times New Roman"/>
+          <w:sz w:val="24"/>
+          <w:szCs w:val="24"/>
+        </w:rPr>
+      </w:pPr>
+      <w:r>
+        <w:rPr>
+          <w:rFonts w:ascii="Times New Roman" w:eastAsia="Times New Roman" w:hAnsi="Times New Roman" w:cs="Times New Roman"/>
+          <w:sz w:val="24"/>
+          <w:szCs w:val="24"/>
+        </w:rPr>
         <w:lastRenderedPageBreak/>
-        <w:t xml:space="preserve">Take attendance </w:t>
-      </w:r>
-    </w:p>
-    <w:p>
-      <w:pPr>
-        <w:numPr>
-          <w:ilvl w:val="0"/>
-          <w:numId w:val="15"/>
-        </w:numPr>
-        <w:spacing w:before="100" w:beforeAutospacing="1" w:after="100" w:afterAutospacing="1" w:line="240" w:lineRule="auto"/>
-        <w:rPr>
-          <w:rFonts w:ascii="Times New Roman" w:eastAsia="Times New Roman" w:hAnsi="Times New Roman" w:cs="Times New Roman"/>
-          <w:sz w:val="24"/>
-          <w:szCs w:val="24"/>
-        </w:rPr>
-      </w:pPr>
-      <w:r>
-        <w:rPr>
-          <w:rFonts w:ascii="Times New Roman" w:eastAsia="Times New Roman" w:hAnsi="Times New Roman" w:cs="Times New Roman"/>
-          <w:sz w:val="24"/>
-          <w:szCs w:val="24"/>
-        </w:rPr>
-        <w:t xml:space="preserve">Publish results </w:t>
-      </w:r>
-    </w:p>
-    <w:p>
-      <w:pPr>
-        <w:numPr>
-          <w:ilvl w:val="0"/>
-          <w:numId w:val="15"/>
-        </w:numPr>
-        <w:spacing w:before="100" w:beforeAutospacing="1" w:after="100" w:afterAutospacing="1" w:line="240" w:lineRule="auto"/>
-        <w:rPr>
-          <w:rFonts w:ascii="Times New Roman" w:eastAsia="Times New Roman" w:hAnsi="Times New Roman" w:cs="Times New Roman"/>
-          <w:sz w:val="24"/>
-          <w:szCs w:val="24"/>
-        </w:rPr>
-      </w:pPr>
-      <w:r>
-        <w:rPr>
-          <w:rFonts w:ascii="Times New Roman" w:eastAsia="Times New Roman" w:hAnsi="Times New Roman" w:cs="Times New Roman"/>
-          <w:sz w:val="24"/>
-          <w:szCs w:val="24"/>
-        </w:rPr>
-        <w:t xml:space="preserve">Manage classes </w:t>
-      </w:r>
-    </w:p>
-    <w:p>
-      <w:pPr>
-        <w:numPr>
-          <w:ilvl w:val="0"/>
-          <w:numId w:val="15"/>
-        </w:numPr>
-        <w:spacing w:before="100" w:beforeAutospacing="1" w:after="100" w:afterAutospacing="1" w:line="240" w:lineRule="auto"/>
-        <w:rPr>
-          <w:rFonts w:ascii="Times New Roman" w:eastAsia="Times New Roman" w:hAnsi="Times New Roman" w:cs="Times New Roman"/>
-          <w:sz w:val="24"/>
-          <w:szCs w:val="24"/>
-        </w:rPr>
-      </w:pPr>
-      <w:r>
-        <w:rPr>
-          <w:rFonts w:ascii="Times New Roman" w:eastAsia="Times New Roman" w:hAnsi="Times New Roman" w:cs="Times New Roman"/>
-          <w:sz w:val="24"/>
-          <w:szCs w:val="24"/>
-        </w:rPr>
-        <w:t xml:space="preserve">Conduct exams </w:t>
-      </w:r>
-    </w:p>
-    <w:p>
-      <w:pPr>
-        <w:spacing w:after="0" w:line="240" w:lineRule="auto"/>
-        <w:rPr>
-          <w:rFonts w:ascii="Times New Roman" w:eastAsia="Times New Roman" w:hAnsi="Times New Roman" w:cs="Times New Roman"/>
-          <w:sz w:val="24"/>
-          <w:szCs w:val="24"/>
-        </w:rPr>
-      </w:pPr>
-      <w:r>
-        <w:rPr>
-          <w:rFonts w:ascii="Times New Roman" w:eastAsia="Times New Roman" w:hAnsi="Times New Roman" w:cs="Times New Roman"/>
-          <w:sz w:val="24"/>
-          <w:szCs w:val="24"/>
-        </w:rPr>
-        <w:pict>
+        <w:pict w14:anchorId="5D7E63E2">
           <v:rect id="_x0000_i1035" style="width:0;height:1.5pt" o:hralign="center" o:hrstd="t" o:hr="t" fillcolor="#a0a0a0" stroked="f"/>
         </w:pict>
       </w:r>
@@ -2973,7 +2889,7 @@
           <w:sz w:val="24"/>
           <w:szCs w:val="24"/>
         </w:rPr>
-        <w:pict>
+        <w:pict w14:anchorId="54CAB529">
           <v:rect id="_x0000_i1036" style="width:0;height:1.5pt" o:hralign="center" o:hrstd="t" o:hr="t" fillcolor="#a0a0a0" stroked="f"/>
         </w:pict>
       </w:r>
@@ -3093,47 +3009,6 @@
         <w:br/>
         <w:t>name</w:t>
       </w:r>
-      <w:r>
-        <w:rPr>
-          <w:rFonts w:ascii="Courier New" w:eastAsia="Times New Roman" w:hAnsi="Courier New" w:cs="Courier New"/>
-          <w:sz w:val="20"/>
-          <w:szCs w:val="20"/>
-        </w:rPr>
-        <w:br/>
-        <w:t>address</w:t>
-      </w:r>
-      <w:r>
-        <w:rPr>
-          <w:rFonts w:ascii="Courier New" w:eastAsia="Times New Roman" w:hAnsi="Courier New" w:cs="Courier New"/>
-          <w:sz w:val="20"/>
-          <w:szCs w:val="20"/>
-        </w:rPr>
-        <w:br/>
-        <w:t>email</w:t>
-      </w:r>
-    </w:p>
-    <w:p>
-      <w:pPr>
-        <w:spacing w:before="100" w:beforeAutospacing="1" w:after="100" w:afterAutospacing="1" w:line="240" w:lineRule="auto"/>
-        <w:outlineLvl w:val="2"/>
-        <w:rPr>
-          <w:rFonts w:ascii="Times New Roman" w:eastAsia="Times New Roman" w:hAnsi="Times New Roman" w:cs="Times New Roman"/>
-          <w:b/>
-          <w:bCs/>
-          <w:sz w:val="27"/>
-          <w:szCs w:val="27"/>
-        </w:rPr>
-      </w:pPr>
-      <w:r>
-        <w:rPr>
-          <w:rFonts w:ascii="Times New Roman" w:eastAsia="Times New Roman" w:hAnsi="Times New Roman" w:cs="Times New Roman"/>
-          <w:b/>
-          <w:bCs/>
-          <w:sz w:val="27"/>
-          <w:szCs w:val="27"/>
-        </w:rPr>
-        <w:t>faculty</w:t>
-      </w:r>
     </w:p>
     <w:p>
       <w:pPr>
@@ -3168,8 +3043,7 @@
           <w:sz w:val="20"/>
           <w:szCs w:val="20"/>
         </w:rPr>
-        <w:lastRenderedPageBreak/>
-        <w:t>id</w:t>
+        <w:t>email</w:t>
       </w:r>
       <w:r>
         <w:rPr>
@@ -3178,35 +3052,8 @@
           <w:szCs w:val="20"/>
         </w:rPr>
         <w:br/>
-      </w:r>
-      <w:proofErr w:type="spellStart"/>
-      <w:r>
-        <w:rPr>
-          <w:rFonts w:ascii="Courier New" w:eastAsia="Times New Roman" w:hAnsi="Courier New" w:cs="Courier New"/>
-          <w:sz w:val="20"/>
-          <w:szCs w:val="20"/>
-        </w:rPr>
-        <w:t>university_id</w:t>
-      </w:r>
-      <w:proofErr w:type="spellEnd"/>
-      <w:r>
-        <w:rPr>
-          <w:rFonts w:ascii="Courier New" w:eastAsia="Times New Roman" w:hAnsi="Courier New" w:cs="Courier New"/>
-          <w:sz w:val="20"/>
-          <w:szCs w:val="20"/>
-        </w:rPr>
-        <w:br/>
-      </w:r>
-      <w:proofErr w:type="spellStart"/>
-      <w:r>
-        <w:rPr>
-          <w:rFonts w:ascii="Courier New" w:eastAsia="Times New Roman" w:hAnsi="Courier New" w:cs="Courier New"/>
-          <w:sz w:val="20"/>
-          <w:szCs w:val="20"/>
-        </w:rPr>
-        <w:t>faculty_name</w:t>
-      </w:r>
-      <w:proofErr w:type="spellEnd"/>
+        <w:t>address</w:t>
+      </w:r>
     </w:p>
     <w:p>
       <w:pPr>
@@ -3228,7 +3075,7 @@
           <w:sz w:val="27"/>
           <w:szCs w:val="27"/>
         </w:rPr>
-        <w:t>department</w:t>
+        <w:t>faculty</w:t>
       </w:r>
     </w:p>
     <w:p>
@@ -3281,7 +3128,7 @@
           <w:sz w:val="20"/>
           <w:szCs w:val="20"/>
         </w:rPr>
-        <w:t>faculty_id</w:t>
+        <w:t>university_id</w:t>
       </w:r>
       <w:proofErr w:type="spellEnd"/>
       <w:r>
@@ -3299,7 +3146,7 @@
           <w:sz w:val="20"/>
           <w:szCs w:val="20"/>
         </w:rPr>
-        <w:t>department_name</w:t>
+        <w:t>faculty_name</w:t>
       </w:r>
       <w:proofErr w:type="spellEnd"/>
     </w:p>
@@ -3323,7 +3170,7 @@
           <w:sz w:val="27"/>
           <w:szCs w:val="27"/>
         </w:rPr>
-        <w:t>semester</w:t>
+        <w:t>department</w:t>
       </w:r>
     </w:p>
     <w:p>
@@ -3359,6 +3206,7 @@
           <w:sz w:val="20"/>
           <w:szCs w:val="20"/>
         </w:rPr>
+        <w:lastRenderedPageBreak/>
         <w:t>id</w:t>
       </w:r>
       <w:r>
@@ -3376,7 +3224,7 @@
           <w:sz w:val="20"/>
           <w:szCs w:val="20"/>
         </w:rPr>
-        <w:t>semester_name</w:t>
+        <w:t>faculty_id</w:t>
       </w:r>
       <w:proofErr w:type="spellEnd"/>
       <w:r>
@@ -3386,8 +3234,17 @@
           <w:szCs w:val="20"/>
         </w:rPr>
         <w:br/>
-        <w:t>year</w:t>
-      </w:r>
+      </w:r>
+      <w:proofErr w:type="spellStart"/>
+      <w:r>
+        <w:rPr>
+          <w:rFonts w:ascii="Courier New" w:eastAsia="Times New Roman" w:hAnsi="Courier New" w:cs="Courier New"/>
+          <w:sz w:val="20"/>
+          <w:szCs w:val="20"/>
+        </w:rPr>
+        <w:t>department_name</w:t>
+      </w:r>
+      <w:proofErr w:type="spellEnd"/>
     </w:p>
     <w:p>
       <w:pPr>
@@ -3409,7 +3266,7 @@
           <w:sz w:val="27"/>
           <w:szCs w:val="27"/>
         </w:rPr>
-        <w:t>course</w:t>
+        <w:t>semester</w:t>
       </w:r>
     </w:p>
     <w:p>
@@ -3462,7 +3319,7 @@
           <w:sz w:val="20"/>
           <w:szCs w:val="20"/>
         </w:rPr>
-        <w:t>course_code</w:t>
+        <w:t>semester_name</w:t>
       </w:r>
       <w:proofErr w:type="spellEnd"/>
       <w:r>
@@ -3472,44 +3329,8 @@
           <w:szCs w:val="20"/>
         </w:rPr>
         <w:br/>
-      </w:r>
-      <w:proofErr w:type="spellStart"/>
-      <w:r>
-        <w:rPr>
-          <w:rFonts w:ascii="Courier New" w:eastAsia="Times New Roman" w:hAnsi="Courier New" w:cs="Courier New"/>
-          <w:sz w:val="20"/>
-          <w:szCs w:val="20"/>
-        </w:rPr>
-        <w:t>course_title</w:t>
-      </w:r>
-      <w:proofErr w:type="spellEnd"/>
-      <w:r>
-        <w:rPr>
-          <w:rFonts w:ascii="Courier New" w:eastAsia="Times New Roman" w:hAnsi="Courier New" w:cs="Courier New"/>
-          <w:sz w:val="20"/>
-          <w:szCs w:val="20"/>
-        </w:rPr>
-        <w:br/>
-        <w:t>credit</w:t>
-      </w:r>
-      <w:r>
-        <w:rPr>
-          <w:rFonts w:ascii="Courier New" w:eastAsia="Times New Roman" w:hAnsi="Courier New" w:cs="Courier New"/>
-          <w:sz w:val="20"/>
-          <w:szCs w:val="20"/>
-        </w:rPr>
-        <w:br/>
-      </w:r>
-      <w:proofErr w:type="spellStart"/>
-      <w:r>
-        <w:rPr>
-          <w:rFonts w:ascii="Courier New" w:eastAsia="Times New Roman" w:hAnsi="Courier New" w:cs="Courier New"/>
-          <w:sz w:val="20"/>
-          <w:szCs w:val="20"/>
-        </w:rPr>
-        <w:t>department_id</w:t>
-      </w:r>
-      <w:proofErr w:type="spellEnd"/>
+        <w:t>year</w:t>
+      </w:r>
     </w:p>
     <w:p>
       <w:pPr>
@@ -3523,7 +3344,6 @@
           <w:szCs w:val="27"/>
         </w:rPr>
       </w:pPr>
-      <w:proofErr w:type="spellStart"/>
       <w:r>
         <w:rPr>
           <w:rFonts w:ascii="Times New Roman" w:eastAsia="Times New Roman" w:hAnsi="Times New Roman" w:cs="Times New Roman"/>
@@ -3532,9 +3352,8 @@
           <w:sz w:val="27"/>
           <w:szCs w:val="27"/>
         </w:rPr>
-        <w:t>course_registration</w:t>
-      </w:r>
-      <w:proofErr w:type="spellEnd"/>
+        <w:t>course</w:t>
+      </w:r>
     </w:p>
     <w:p>
       <w:pPr>
@@ -3586,7 +3405,7 @@
           <w:sz w:val="20"/>
           <w:szCs w:val="20"/>
         </w:rPr>
-        <w:t>student_id</w:t>
+        <w:t>course_code</w:t>
       </w:r>
       <w:proofErr w:type="spellEnd"/>
       <w:r>
@@ -3604,7 +3423,7 @@
           <w:sz w:val="20"/>
           <w:szCs w:val="20"/>
         </w:rPr>
-        <w:t>course_id</w:t>
+        <w:t>course_title</w:t>
       </w:r>
       <w:proofErr w:type="spellEnd"/>
       <w:r>
@@ -3614,15 +3433,24 @@
           <w:szCs w:val="20"/>
         </w:rPr>
         <w:br/>
-      </w:r>
-      <w:proofErr w:type="spellStart"/>
+        <w:t>credit</w:t>
+      </w:r>
       <w:r>
         <w:rPr>
           <w:rFonts w:ascii="Courier New" w:eastAsia="Times New Roman" w:hAnsi="Courier New" w:cs="Courier New"/>
           <w:sz w:val="20"/>
           <w:szCs w:val="20"/>
         </w:rPr>
-        <w:t>semester_id</w:t>
+        <w:br/>
+      </w:r>
+      <w:proofErr w:type="spellStart"/>
+      <w:r>
+        <w:rPr>
+          <w:rFonts w:ascii="Courier New" w:eastAsia="Times New Roman" w:hAnsi="Courier New" w:cs="Courier New"/>
+          <w:sz w:val="20"/>
+          <w:szCs w:val="20"/>
+        </w:rPr>
+        <w:t>department_id</w:t>
       </w:r>
       <w:proofErr w:type="spellEnd"/>
     </w:p>
@@ -3638,6 +3466,7 @@
           <w:szCs w:val="27"/>
         </w:rPr>
       </w:pPr>
+      <w:proofErr w:type="spellStart"/>
       <w:r>
         <w:rPr>
           <w:rFonts w:ascii="Times New Roman" w:eastAsia="Times New Roman" w:hAnsi="Times New Roman" w:cs="Times New Roman"/>
@@ -3646,8 +3475,9 @@
           <w:sz w:val="27"/>
           <w:szCs w:val="27"/>
         </w:rPr>
-        <w:t>transcript</w:t>
-      </w:r>
+        <w:t>course_registration</w:t>
+      </w:r>
+      <w:proofErr w:type="spellEnd"/>
     </w:p>
     <w:p>
       <w:pPr>
@@ -3717,7 +3547,7 @@
           <w:sz w:val="20"/>
           <w:szCs w:val="20"/>
         </w:rPr>
-        <w:t>cgpa</w:t>
+        <w:t>course_id</w:t>
       </w:r>
       <w:proofErr w:type="spellEnd"/>
       <w:r>
@@ -3735,41 +3565,20 @@
           <w:sz w:val="20"/>
           <w:szCs w:val="20"/>
         </w:rPr>
-        <w:t>completed_credit</w:t>
+        <w:t>semester_id</w:t>
       </w:r>
       <w:proofErr w:type="spellEnd"/>
     </w:p>
     <w:p>
       <w:pPr>
-        <w:spacing w:after="0" w:line="240" w:lineRule="auto"/>
-        <w:rPr>
-          <w:rFonts w:ascii="Times New Roman" w:eastAsia="Times New Roman" w:hAnsi="Times New Roman" w:cs="Times New Roman"/>
-          <w:sz w:val="24"/>
-          <w:szCs w:val="24"/>
-        </w:rPr>
-      </w:pPr>
-      <w:r>
-        <w:rPr>
-          <w:rFonts w:ascii="Times New Roman" w:eastAsia="Times New Roman" w:hAnsi="Times New Roman" w:cs="Times New Roman"/>
-          <w:sz w:val="24"/>
-          <w:szCs w:val="24"/>
-        </w:rPr>
-        <w:pict>
-          <v:rect id="_x0000_i1037" style="width:0;height:1.5pt" o:hralign="center" o:hrstd="t" o:hr="t" fillcolor="#a0a0a0" stroked="f"/>
-        </w:pict>
-      </w:r>
-    </w:p>
-    <w:p>
-      <w:pPr>
-        <w:spacing w:before="100" w:beforeAutospacing="1" w:after="100" w:afterAutospacing="1" w:line="240" w:lineRule="auto"/>
-        <w:outlineLvl w:val="0"/>
+        <w:spacing w:before="100" w:beforeAutospacing="1" w:after="100" w:afterAutospacing="1" w:line="240" w:lineRule="auto"/>
+        <w:outlineLvl w:val="2"/>
         <w:rPr>
           <w:rFonts w:ascii="Times New Roman" w:eastAsia="Times New Roman" w:hAnsi="Times New Roman" w:cs="Times New Roman"/>
           <w:b/>
           <w:bCs/>
-          <w:kern w:val="36"/>
-          <w:sz w:val="48"/>
-          <w:szCs w:val="48"/>
+          <w:sz w:val="27"/>
+          <w:szCs w:val="27"/>
         </w:rPr>
       </w:pPr>
       <w:r>
@@ -3777,570 +3586,10 @@
           <w:rFonts w:ascii="Times New Roman" w:eastAsia="Times New Roman" w:hAnsi="Times New Roman" w:cs="Times New Roman"/>
           <w:b/>
           <w:bCs/>
-          <w:kern w:val="36"/>
-          <w:sz w:val="48"/>
-          <w:szCs w:val="48"/>
-        </w:rPr>
-        <w:t>Recommended UML Diagrams</w:t>
-      </w:r>
-    </w:p>
-    <w:p>
-      <w:pPr>
-        <w:spacing w:before="100" w:beforeAutospacing="1" w:after="100" w:afterAutospacing="1" w:line="240" w:lineRule="auto"/>
-        <w:rPr>
-          <w:rFonts w:ascii="Times New Roman" w:eastAsia="Times New Roman" w:hAnsi="Times New Roman" w:cs="Times New Roman"/>
-          <w:sz w:val="24"/>
-          <w:szCs w:val="24"/>
-        </w:rPr>
-      </w:pPr>
-      <w:r>
-        <w:rPr>
-          <w:rFonts w:ascii="Times New Roman" w:eastAsia="Times New Roman" w:hAnsi="Times New Roman" w:cs="Times New Roman"/>
-          <w:sz w:val="24"/>
-          <w:szCs w:val="24"/>
-        </w:rPr>
-        <w:t>You should create:</w:t>
-      </w:r>
-    </w:p>
-    <w:p>
-      <w:pPr>
-        <w:numPr>
-          <w:ilvl w:val="0"/>
-          <w:numId w:val="19"/>
-        </w:numPr>
-        <w:spacing w:before="100" w:beforeAutospacing="1" w:after="100" w:afterAutospacing="1" w:line="240" w:lineRule="auto"/>
-        <w:rPr>
-          <w:rFonts w:ascii="Times New Roman" w:eastAsia="Times New Roman" w:hAnsi="Times New Roman" w:cs="Times New Roman"/>
-          <w:sz w:val="24"/>
-          <w:szCs w:val="24"/>
-        </w:rPr>
-      </w:pPr>
-      <w:r>
-        <w:rPr>
-          <w:rFonts w:ascii="Times New Roman" w:eastAsia="Times New Roman" w:hAnsi="Times New Roman" w:cs="Times New Roman"/>
-          <w:sz w:val="24"/>
-          <w:szCs w:val="24"/>
-        </w:rPr>
-        <w:t xml:space="preserve">Use Case Diagram </w:t>
-      </w:r>
-    </w:p>
-    <w:p>
-      <w:pPr>
-        <w:numPr>
-          <w:ilvl w:val="0"/>
-          <w:numId w:val="19"/>
-        </w:numPr>
-        <w:spacing w:before="100" w:beforeAutospacing="1" w:after="100" w:afterAutospacing="1" w:line="240" w:lineRule="auto"/>
-        <w:rPr>
-          <w:rFonts w:ascii="Times New Roman" w:eastAsia="Times New Roman" w:hAnsi="Times New Roman" w:cs="Times New Roman"/>
-          <w:sz w:val="24"/>
-          <w:szCs w:val="24"/>
-        </w:rPr>
-      </w:pPr>
-      <w:r>
-        <w:rPr>
-          <w:rFonts w:ascii="Times New Roman" w:eastAsia="Times New Roman" w:hAnsi="Times New Roman" w:cs="Times New Roman"/>
-          <w:sz w:val="24"/>
-          <w:szCs w:val="24"/>
-        </w:rPr>
-        <w:t xml:space="preserve">Class Diagram </w:t>
-      </w:r>
-    </w:p>
-    <w:p>
-      <w:pPr>
-        <w:numPr>
-          <w:ilvl w:val="0"/>
-          <w:numId w:val="19"/>
-        </w:numPr>
-        <w:spacing w:before="100" w:beforeAutospacing="1" w:after="100" w:afterAutospacing="1" w:line="240" w:lineRule="auto"/>
-        <w:rPr>
-          <w:rFonts w:ascii="Times New Roman" w:eastAsia="Times New Roman" w:hAnsi="Times New Roman" w:cs="Times New Roman"/>
-          <w:sz w:val="24"/>
-          <w:szCs w:val="24"/>
-        </w:rPr>
-      </w:pPr>
-      <w:r>
-        <w:rPr>
-          <w:rFonts w:ascii="Times New Roman" w:eastAsia="Times New Roman" w:hAnsi="Times New Roman" w:cs="Times New Roman"/>
-          <w:sz w:val="24"/>
-          <w:szCs w:val="24"/>
-        </w:rPr>
-        <w:t xml:space="preserve">ER Diagram </w:t>
-      </w:r>
-    </w:p>
-    <w:p>
-      <w:pPr>
-        <w:numPr>
-          <w:ilvl w:val="0"/>
-          <w:numId w:val="19"/>
-        </w:numPr>
-        <w:spacing w:before="100" w:beforeAutospacing="1" w:after="100" w:afterAutospacing="1" w:line="240" w:lineRule="auto"/>
-        <w:rPr>
-          <w:rFonts w:ascii="Times New Roman" w:eastAsia="Times New Roman" w:hAnsi="Times New Roman" w:cs="Times New Roman"/>
-          <w:sz w:val="24"/>
-          <w:szCs w:val="24"/>
-        </w:rPr>
-      </w:pPr>
-      <w:r>
-        <w:rPr>
-          <w:rFonts w:ascii="Times New Roman" w:eastAsia="Times New Roman" w:hAnsi="Times New Roman" w:cs="Times New Roman"/>
-          <w:sz w:val="24"/>
-          <w:szCs w:val="24"/>
-        </w:rPr>
-        <w:t xml:space="preserve">Sequence Diagram </w:t>
-      </w:r>
-    </w:p>
-    <w:p>
-      <w:pPr>
-        <w:numPr>
-          <w:ilvl w:val="0"/>
-          <w:numId w:val="19"/>
-        </w:numPr>
-        <w:spacing w:before="100" w:beforeAutospacing="1" w:after="100" w:afterAutospacing="1" w:line="240" w:lineRule="auto"/>
-        <w:rPr>
-          <w:rFonts w:ascii="Times New Roman" w:eastAsia="Times New Roman" w:hAnsi="Times New Roman" w:cs="Times New Roman"/>
-          <w:sz w:val="24"/>
-          <w:szCs w:val="24"/>
-        </w:rPr>
-      </w:pPr>
-      <w:r>
-        <w:rPr>
-          <w:rFonts w:ascii="Times New Roman" w:eastAsia="Times New Roman" w:hAnsi="Times New Roman" w:cs="Times New Roman"/>
-          <w:sz w:val="24"/>
-          <w:szCs w:val="24"/>
-        </w:rPr>
-        <w:t xml:space="preserve">Activity Diagram </w:t>
-      </w:r>
-    </w:p>
-    <w:p>
-      <w:pPr>
-        <w:numPr>
-          <w:ilvl w:val="0"/>
-          <w:numId w:val="19"/>
-        </w:numPr>
-        <w:spacing w:before="100" w:beforeAutospacing="1" w:after="100" w:afterAutospacing="1" w:line="240" w:lineRule="auto"/>
-        <w:rPr>
-          <w:rFonts w:ascii="Times New Roman" w:eastAsia="Times New Roman" w:hAnsi="Times New Roman" w:cs="Times New Roman"/>
-          <w:sz w:val="24"/>
-          <w:szCs w:val="24"/>
-        </w:rPr>
-      </w:pPr>
-      <w:r>
-        <w:rPr>
-          <w:rFonts w:ascii="Times New Roman" w:eastAsia="Times New Roman" w:hAnsi="Times New Roman" w:cs="Times New Roman"/>
-          <w:sz w:val="24"/>
-          <w:szCs w:val="24"/>
-        </w:rPr>
-        <w:t xml:space="preserve">Deployment Diagram </w:t>
-      </w:r>
-    </w:p>
-    <w:p>
-      <w:pPr>
-        <w:numPr>
-          <w:ilvl w:val="0"/>
-          <w:numId w:val="19"/>
-        </w:numPr>
-        <w:spacing w:before="100" w:beforeAutospacing="1" w:after="100" w:afterAutospacing="1" w:line="240" w:lineRule="auto"/>
-        <w:rPr>
-          <w:rFonts w:ascii="Times New Roman" w:eastAsia="Times New Roman" w:hAnsi="Times New Roman" w:cs="Times New Roman"/>
-          <w:sz w:val="24"/>
-          <w:szCs w:val="24"/>
-        </w:rPr>
-      </w:pPr>
-      <w:r>
-        <w:rPr>
-          <w:rFonts w:ascii="Times New Roman" w:eastAsia="Times New Roman" w:hAnsi="Times New Roman" w:cs="Times New Roman"/>
-          <w:sz w:val="24"/>
-          <w:szCs w:val="24"/>
-        </w:rPr>
-        <w:lastRenderedPageBreak/>
-        <w:t xml:space="preserve">Component Diagram </w:t>
-      </w:r>
-    </w:p>
-    <w:p>
-      <w:pPr>
-        <w:spacing w:after="0" w:line="240" w:lineRule="auto"/>
-        <w:rPr>
-          <w:rFonts w:ascii="Times New Roman" w:eastAsia="Times New Roman" w:hAnsi="Times New Roman" w:cs="Times New Roman"/>
-          <w:sz w:val="24"/>
-          <w:szCs w:val="24"/>
-        </w:rPr>
-      </w:pPr>
-      <w:r>
-        <w:rPr>
-          <w:rFonts w:ascii="Times New Roman" w:eastAsia="Times New Roman" w:hAnsi="Times New Roman" w:cs="Times New Roman"/>
-          <w:sz w:val="24"/>
-          <w:szCs w:val="24"/>
-        </w:rPr>
-        <w:pict>
-          <v:rect id="_x0000_i1038" style="width:0;height:1.5pt" o:hralign="center" o:hrstd="t" o:hr="t" fillcolor="#a0a0a0" stroked="f"/>
-        </w:pict>
-      </w:r>
-    </w:p>
-    <w:p>
-      <w:pPr>
-        <w:spacing w:before="100" w:beforeAutospacing="1" w:after="100" w:afterAutospacing="1" w:line="240" w:lineRule="auto"/>
-        <w:outlineLvl w:val="0"/>
-        <w:rPr>
-          <w:rFonts w:ascii="Times New Roman" w:eastAsia="Times New Roman" w:hAnsi="Times New Roman" w:cs="Times New Roman"/>
-          <w:b/>
-          <w:bCs/>
-          <w:kern w:val="36"/>
-          <w:sz w:val="48"/>
-          <w:szCs w:val="48"/>
-        </w:rPr>
-      </w:pPr>
-      <w:r>
-        <w:rPr>
-          <w:rFonts w:ascii="Times New Roman" w:eastAsia="Times New Roman" w:hAnsi="Times New Roman" w:cs="Times New Roman"/>
-          <w:b/>
-          <w:bCs/>
-          <w:kern w:val="36"/>
-          <w:sz w:val="48"/>
-          <w:szCs w:val="48"/>
-        </w:rPr>
-        <w:t>Best Technology Stack</w:t>
-      </w:r>
-    </w:p>
-    <w:p>
-      <w:pPr>
-        <w:spacing w:before="100" w:beforeAutospacing="1" w:after="100" w:afterAutospacing="1" w:line="240" w:lineRule="auto"/>
-        <w:outlineLvl w:val="1"/>
-        <w:rPr>
-          <w:rFonts w:ascii="Times New Roman" w:eastAsia="Times New Roman" w:hAnsi="Times New Roman" w:cs="Times New Roman"/>
-          <w:b/>
-          <w:bCs/>
-          <w:sz w:val="36"/>
-          <w:szCs w:val="36"/>
-        </w:rPr>
-      </w:pPr>
-      <w:r>
-        <w:rPr>
-          <w:rFonts w:ascii="Times New Roman" w:eastAsia="Times New Roman" w:hAnsi="Times New Roman" w:cs="Times New Roman"/>
-          <w:b/>
-          <w:bCs/>
-          <w:sz w:val="36"/>
-          <w:szCs w:val="36"/>
-        </w:rPr>
-        <w:t>Frontend</w:t>
-      </w:r>
-    </w:p>
-    <w:p>
-      <w:pPr>
-        <w:numPr>
-          <w:ilvl w:val="0"/>
-          <w:numId w:val="20"/>
-        </w:numPr>
-        <w:spacing w:before="100" w:beforeAutospacing="1" w:after="100" w:afterAutospacing="1" w:line="240" w:lineRule="auto"/>
-        <w:rPr>
-          <w:rFonts w:ascii="Times New Roman" w:eastAsia="Times New Roman" w:hAnsi="Times New Roman" w:cs="Times New Roman"/>
-          <w:sz w:val="24"/>
-          <w:szCs w:val="24"/>
-        </w:rPr>
-      </w:pPr>
-      <w:r>
-        <w:rPr>
-          <w:rFonts w:ascii="Times New Roman" w:eastAsia="Times New Roman" w:hAnsi="Times New Roman" w:cs="Times New Roman"/>
-          <w:sz w:val="24"/>
-          <w:szCs w:val="24"/>
-        </w:rPr>
-        <w:t xml:space="preserve">Angular 19+ </w:t>
-      </w:r>
-    </w:p>
-    <w:p>
-      <w:pPr>
-        <w:numPr>
-          <w:ilvl w:val="0"/>
-          <w:numId w:val="20"/>
-        </w:numPr>
-        <w:spacing w:before="100" w:beforeAutospacing="1" w:after="100" w:afterAutospacing="1" w:line="240" w:lineRule="auto"/>
-        <w:rPr>
-          <w:rFonts w:ascii="Times New Roman" w:eastAsia="Times New Roman" w:hAnsi="Times New Roman" w:cs="Times New Roman"/>
-          <w:sz w:val="24"/>
-          <w:szCs w:val="24"/>
-        </w:rPr>
-      </w:pPr>
-      <w:proofErr w:type="spellStart"/>
-      <w:r>
-        <w:rPr>
-          <w:rFonts w:ascii="Times New Roman" w:eastAsia="Times New Roman" w:hAnsi="Times New Roman" w:cs="Times New Roman"/>
-          <w:sz w:val="24"/>
-          <w:szCs w:val="24"/>
-        </w:rPr>
-        <w:t>TailwindCSS</w:t>
-      </w:r>
-      <w:proofErr w:type="spellEnd"/>
-      <w:r>
-        <w:rPr>
-          <w:rFonts w:ascii="Times New Roman" w:eastAsia="Times New Roman" w:hAnsi="Times New Roman" w:cs="Times New Roman"/>
-          <w:sz w:val="24"/>
-          <w:szCs w:val="24"/>
-        </w:rPr>
-        <w:t xml:space="preserve"> / Bootstrap </w:t>
-      </w:r>
-    </w:p>
-    <w:p>
-      <w:pPr>
-        <w:spacing w:before="100" w:beforeAutospacing="1" w:after="100" w:afterAutospacing="1" w:line="240" w:lineRule="auto"/>
-        <w:outlineLvl w:val="1"/>
-        <w:rPr>
-          <w:rFonts w:ascii="Times New Roman" w:eastAsia="Times New Roman" w:hAnsi="Times New Roman" w:cs="Times New Roman"/>
-          <w:b/>
-          <w:bCs/>
-          <w:sz w:val="36"/>
-          <w:szCs w:val="36"/>
-        </w:rPr>
-      </w:pPr>
-      <w:r>
-        <w:rPr>
-          <w:rFonts w:ascii="Times New Roman" w:eastAsia="Times New Roman" w:hAnsi="Times New Roman" w:cs="Times New Roman"/>
-          <w:b/>
-          <w:bCs/>
-          <w:sz w:val="36"/>
-          <w:szCs w:val="36"/>
-        </w:rPr>
-        <w:t>Backend</w:t>
-      </w:r>
-    </w:p>
-    <w:p>
-      <w:pPr>
-        <w:numPr>
-          <w:ilvl w:val="0"/>
-          <w:numId w:val="21"/>
-        </w:numPr>
-        <w:spacing w:before="100" w:beforeAutospacing="1" w:after="100" w:afterAutospacing="1" w:line="240" w:lineRule="auto"/>
-        <w:rPr>
-          <w:rFonts w:ascii="Times New Roman" w:eastAsia="Times New Roman" w:hAnsi="Times New Roman" w:cs="Times New Roman"/>
-          <w:sz w:val="24"/>
-          <w:szCs w:val="24"/>
-        </w:rPr>
-      </w:pPr>
-      <w:r>
-        <w:rPr>
-          <w:rFonts w:ascii="Times New Roman" w:eastAsia="Times New Roman" w:hAnsi="Times New Roman" w:cs="Times New Roman"/>
-          <w:sz w:val="24"/>
-          <w:szCs w:val="24"/>
-        </w:rPr>
-        <w:t xml:space="preserve">Spring Boot </w:t>
-      </w:r>
-    </w:p>
-    <w:p>
-      <w:pPr>
-        <w:numPr>
-          <w:ilvl w:val="0"/>
-          <w:numId w:val="21"/>
-        </w:numPr>
-        <w:spacing w:before="100" w:beforeAutospacing="1" w:after="100" w:afterAutospacing="1" w:line="240" w:lineRule="auto"/>
-        <w:rPr>
-          <w:rFonts w:ascii="Times New Roman" w:eastAsia="Times New Roman" w:hAnsi="Times New Roman" w:cs="Times New Roman"/>
-          <w:sz w:val="24"/>
-          <w:szCs w:val="24"/>
-        </w:rPr>
-      </w:pPr>
-      <w:r>
-        <w:rPr>
-          <w:rFonts w:ascii="Times New Roman" w:eastAsia="Times New Roman" w:hAnsi="Times New Roman" w:cs="Times New Roman"/>
-          <w:sz w:val="24"/>
-          <w:szCs w:val="24"/>
-        </w:rPr>
-        <w:t xml:space="preserve">Spring Security </w:t>
-      </w:r>
-    </w:p>
-    <w:p>
-      <w:pPr>
-        <w:numPr>
-          <w:ilvl w:val="0"/>
-          <w:numId w:val="21"/>
-        </w:numPr>
-        <w:spacing w:before="100" w:beforeAutospacing="1" w:after="100" w:afterAutospacing="1" w:line="240" w:lineRule="auto"/>
-        <w:rPr>
-          <w:rFonts w:ascii="Times New Roman" w:eastAsia="Times New Roman" w:hAnsi="Times New Roman" w:cs="Times New Roman"/>
-          <w:sz w:val="24"/>
-          <w:szCs w:val="24"/>
-        </w:rPr>
-      </w:pPr>
-      <w:r>
-        <w:rPr>
-          <w:rFonts w:ascii="Times New Roman" w:eastAsia="Times New Roman" w:hAnsi="Times New Roman" w:cs="Times New Roman"/>
-          <w:sz w:val="24"/>
-          <w:szCs w:val="24"/>
-        </w:rPr>
-        <w:t xml:space="preserve">JWT Authentication </w:t>
-      </w:r>
-    </w:p>
-    <w:p>
-      <w:pPr>
-        <w:spacing w:before="100" w:beforeAutospacing="1" w:after="100" w:afterAutospacing="1" w:line="240" w:lineRule="auto"/>
-        <w:outlineLvl w:val="1"/>
-        <w:rPr>
-          <w:rFonts w:ascii="Times New Roman" w:eastAsia="Times New Roman" w:hAnsi="Times New Roman" w:cs="Times New Roman"/>
-          <w:b/>
-          <w:bCs/>
-          <w:sz w:val="36"/>
-          <w:szCs w:val="36"/>
-        </w:rPr>
-      </w:pPr>
-      <w:r>
-        <w:rPr>
-          <w:rFonts w:ascii="Times New Roman" w:eastAsia="Times New Roman" w:hAnsi="Times New Roman" w:cs="Times New Roman"/>
-          <w:b/>
-          <w:bCs/>
-          <w:sz w:val="36"/>
-          <w:szCs w:val="36"/>
-        </w:rPr>
-        <w:t>Database</w:t>
-      </w:r>
-    </w:p>
-    <w:p>
-      <w:pPr>
-        <w:numPr>
-          <w:ilvl w:val="0"/>
-          <w:numId w:val="22"/>
-        </w:numPr>
-        <w:spacing w:before="100" w:beforeAutospacing="1" w:after="100" w:afterAutospacing="1" w:line="240" w:lineRule="auto"/>
-        <w:rPr>
-          <w:rFonts w:ascii="Times New Roman" w:eastAsia="Times New Roman" w:hAnsi="Times New Roman" w:cs="Times New Roman"/>
-          <w:sz w:val="24"/>
-          <w:szCs w:val="24"/>
-        </w:rPr>
-      </w:pPr>
-      <w:r>
-        <w:rPr>
-          <w:rFonts w:ascii="Times New Roman" w:eastAsia="Times New Roman" w:hAnsi="Times New Roman" w:cs="Times New Roman"/>
-          <w:sz w:val="24"/>
-          <w:szCs w:val="24"/>
-        </w:rPr>
-        <w:t xml:space="preserve">PostgreSQL </w:t>
-      </w:r>
-    </w:p>
-    <w:p>
-      <w:pPr>
-        <w:spacing w:before="100" w:beforeAutospacing="1" w:after="100" w:afterAutospacing="1" w:line="240" w:lineRule="auto"/>
-        <w:outlineLvl w:val="1"/>
-        <w:rPr>
-          <w:rFonts w:ascii="Times New Roman" w:eastAsia="Times New Roman" w:hAnsi="Times New Roman" w:cs="Times New Roman"/>
-          <w:b/>
-          <w:bCs/>
-          <w:sz w:val="36"/>
-          <w:szCs w:val="36"/>
-        </w:rPr>
-      </w:pPr>
-      <w:r>
-        <w:rPr>
-          <w:rFonts w:ascii="Times New Roman" w:eastAsia="Times New Roman" w:hAnsi="Times New Roman" w:cs="Times New Roman"/>
-          <w:b/>
-          <w:bCs/>
-          <w:sz w:val="36"/>
-          <w:szCs w:val="36"/>
-        </w:rPr>
-        <w:t>DevOps</w:t>
-      </w:r>
-    </w:p>
-    <w:p>
-      <w:pPr>
-        <w:numPr>
-          <w:ilvl w:val="0"/>
-          <w:numId w:val="23"/>
-        </w:numPr>
-        <w:spacing w:before="100" w:beforeAutospacing="1" w:after="100" w:afterAutospacing="1" w:line="240" w:lineRule="auto"/>
-        <w:rPr>
-          <w:rFonts w:ascii="Times New Roman" w:eastAsia="Times New Roman" w:hAnsi="Times New Roman" w:cs="Times New Roman"/>
-          <w:sz w:val="24"/>
-          <w:szCs w:val="24"/>
-        </w:rPr>
-      </w:pPr>
-      <w:r>
-        <w:rPr>
-          <w:rFonts w:ascii="Times New Roman" w:eastAsia="Times New Roman" w:hAnsi="Times New Roman" w:cs="Times New Roman"/>
-          <w:sz w:val="24"/>
-          <w:szCs w:val="24"/>
-        </w:rPr>
-        <w:t xml:space="preserve">Docker </w:t>
-      </w:r>
-    </w:p>
-    <w:p>
-      <w:pPr>
-        <w:numPr>
-          <w:ilvl w:val="0"/>
-          <w:numId w:val="23"/>
-        </w:numPr>
-        <w:spacing w:before="100" w:beforeAutospacing="1" w:after="100" w:afterAutospacing="1" w:line="240" w:lineRule="auto"/>
-        <w:rPr>
-          <w:rFonts w:ascii="Times New Roman" w:eastAsia="Times New Roman" w:hAnsi="Times New Roman" w:cs="Times New Roman"/>
-          <w:sz w:val="24"/>
-          <w:szCs w:val="24"/>
-        </w:rPr>
-      </w:pPr>
-      <w:r>
-        <w:rPr>
-          <w:rFonts w:ascii="Times New Roman" w:eastAsia="Times New Roman" w:hAnsi="Times New Roman" w:cs="Times New Roman"/>
-          <w:sz w:val="24"/>
-          <w:szCs w:val="24"/>
-        </w:rPr>
-        <w:t xml:space="preserve">AWS / </w:t>
-      </w:r>
-      <w:proofErr w:type="spellStart"/>
-      <w:r>
-        <w:rPr>
-          <w:rFonts w:ascii="Times New Roman" w:eastAsia="Times New Roman" w:hAnsi="Times New Roman" w:cs="Times New Roman"/>
-          <w:sz w:val="24"/>
-          <w:szCs w:val="24"/>
-        </w:rPr>
-        <w:t>DigitalOcean</w:t>
-      </w:r>
-      <w:proofErr w:type="spellEnd"/>
-      <w:r>
-        <w:rPr>
-          <w:rFonts w:ascii="Times New Roman" w:eastAsia="Times New Roman" w:hAnsi="Times New Roman" w:cs="Times New Roman"/>
-          <w:sz w:val="24"/>
-          <w:szCs w:val="24"/>
-        </w:rPr>
-        <w:t xml:space="preserve"> </w:t>
-      </w:r>
-    </w:p>
-    <w:p>
-      <w:pPr>
-        <w:spacing w:after="0" w:line="240" w:lineRule="auto"/>
-        <w:rPr>
-          <w:rFonts w:ascii="Times New Roman" w:eastAsia="Times New Roman" w:hAnsi="Times New Roman" w:cs="Times New Roman"/>
-          <w:sz w:val="24"/>
-          <w:szCs w:val="24"/>
-        </w:rPr>
-      </w:pPr>
-      <w:r>
-        <w:rPr>
-          <w:rFonts w:ascii="Times New Roman" w:eastAsia="Times New Roman" w:hAnsi="Times New Roman" w:cs="Times New Roman"/>
-          <w:sz w:val="24"/>
-          <w:szCs w:val="24"/>
-        </w:rPr>
-        <w:pict>
-          <v:rect id="_x0000_i1039" style="width:0;height:1.5pt" o:hralign="center" o:hrstd="t" o:hr="t" fillcolor="#a0a0a0" stroked="f"/>
-        </w:pict>
-      </w:r>
-    </w:p>
-    <w:p>
-      <w:pPr>
-        <w:spacing w:before="100" w:beforeAutospacing="1" w:after="100" w:afterAutospacing="1" w:line="240" w:lineRule="auto"/>
-        <w:outlineLvl w:val="0"/>
-        <w:rPr>
-          <w:rFonts w:ascii="Times New Roman" w:eastAsia="Times New Roman" w:hAnsi="Times New Roman" w:cs="Times New Roman"/>
-          <w:b/>
-          <w:bCs/>
-          <w:kern w:val="36"/>
-          <w:sz w:val="48"/>
-          <w:szCs w:val="48"/>
-        </w:rPr>
-      </w:pPr>
-      <w:r>
-        <w:rPr>
-          <w:rFonts w:ascii="Times New Roman" w:eastAsia="Times New Roman" w:hAnsi="Times New Roman" w:cs="Times New Roman"/>
-          <w:b/>
-          <w:bCs/>
-          <w:kern w:val="36"/>
-          <w:sz w:val="48"/>
-          <w:szCs w:val="48"/>
-        </w:rPr>
-        <w:t>Recommended SaaS Architecture</w:t>
+          <w:sz w:val="27"/>
+          <w:szCs w:val="27"/>
+        </w:rPr>
+        <w:t>transcript</w:t>
       </w:r>
     </w:p>
     <w:p>
@@ -4376,7 +3625,7 @@
           <w:sz w:val="20"/>
           <w:szCs w:val="20"/>
         </w:rPr>
-        <w:t>Platform</w:t>
+        <w:t>id</w:t>
       </w:r>
       <w:r>
         <w:rPr>
@@ -4385,17 +3634,17 @@
           <w:szCs w:val="20"/>
         </w:rPr>
         <w:br/>
-        <w:t xml:space="preserve"> ├── University A</w:t>
-      </w:r>
+      </w:r>
+      <w:proofErr w:type="spellStart"/>
       <w:r>
         <w:rPr>
           <w:rFonts w:ascii="Courier New" w:eastAsia="Times New Roman" w:hAnsi="Courier New" w:cs="Courier New"/>
           <w:sz w:val="20"/>
           <w:szCs w:val="20"/>
         </w:rPr>
-        <w:br/>
-        <w:t xml:space="preserve"> ├── University B</w:t>
-      </w:r>
+        <w:t>student_id</w:t>
+      </w:r>
+      <w:proofErr w:type="spellEnd"/>
       <w:r>
         <w:rPr>
           <w:rFonts w:ascii="Courier New" w:eastAsia="Times New Roman" w:hAnsi="Courier New" w:cs="Courier New"/>
@@ -4403,164 +3652,35 @@
           <w:szCs w:val="20"/>
         </w:rPr>
         <w:br/>
-        <w:t xml:space="preserve"> ├── University C</w:t>
-      </w:r>
-    </w:p>
-    <w:p>
-      <w:pPr>
-        <w:spacing w:before="100" w:beforeAutospacing="1" w:after="100" w:afterAutospacing="1" w:line="240" w:lineRule="auto"/>
-        <w:rPr>
-          <w:rFonts w:ascii="Times New Roman" w:eastAsia="Times New Roman" w:hAnsi="Times New Roman" w:cs="Times New Roman"/>
-          <w:sz w:val="24"/>
-          <w:szCs w:val="24"/>
-        </w:rPr>
-      </w:pPr>
-      <w:r>
-        <w:rPr>
-          <w:rFonts w:ascii="Times New Roman" w:eastAsia="Times New Roman" w:hAnsi="Times New Roman" w:cs="Times New Roman"/>
-          <w:sz w:val="24"/>
-          <w:szCs w:val="24"/>
-        </w:rPr>
-        <w:t>Each university will have isolated:</w:t>
-      </w:r>
-    </w:p>
-    <w:p>
-      <w:pPr>
-        <w:numPr>
-          <w:ilvl w:val="0"/>
-          <w:numId w:val="24"/>
-        </w:numPr>
-        <w:spacing w:before="100" w:beforeAutospacing="1" w:after="100" w:afterAutospacing="1" w:line="240" w:lineRule="auto"/>
-        <w:rPr>
-          <w:rFonts w:ascii="Times New Roman" w:eastAsia="Times New Roman" w:hAnsi="Times New Roman" w:cs="Times New Roman"/>
-          <w:sz w:val="24"/>
-          <w:szCs w:val="24"/>
-        </w:rPr>
-      </w:pPr>
-      <w:r>
-        <w:rPr>
-          <w:rFonts w:ascii="Times New Roman" w:eastAsia="Times New Roman" w:hAnsi="Times New Roman" w:cs="Times New Roman"/>
-          <w:sz w:val="24"/>
-          <w:szCs w:val="24"/>
-        </w:rPr>
-        <w:t xml:space="preserve">Students </w:t>
-      </w:r>
-    </w:p>
-    <w:p>
-      <w:pPr>
-        <w:numPr>
-          <w:ilvl w:val="0"/>
-          <w:numId w:val="24"/>
-        </w:numPr>
-        <w:spacing w:before="100" w:beforeAutospacing="1" w:after="100" w:afterAutospacing="1" w:line="240" w:lineRule="auto"/>
-        <w:rPr>
-          <w:rFonts w:ascii="Times New Roman" w:eastAsia="Times New Roman" w:hAnsi="Times New Roman" w:cs="Times New Roman"/>
-          <w:sz w:val="24"/>
-          <w:szCs w:val="24"/>
-        </w:rPr>
-      </w:pPr>
-      <w:r>
-        <w:rPr>
-          <w:rFonts w:ascii="Times New Roman" w:eastAsia="Times New Roman" w:hAnsi="Times New Roman" w:cs="Times New Roman"/>
-          <w:sz w:val="24"/>
-          <w:szCs w:val="24"/>
-        </w:rPr>
-        <w:t xml:space="preserve">Departments </w:t>
-      </w:r>
-    </w:p>
-    <w:p>
-      <w:pPr>
-        <w:numPr>
-          <w:ilvl w:val="0"/>
-          <w:numId w:val="24"/>
-        </w:numPr>
-        <w:spacing w:before="100" w:beforeAutospacing="1" w:after="100" w:afterAutospacing="1" w:line="240" w:lineRule="auto"/>
-        <w:rPr>
-          <w:rFonts w:ascii="Times New Roman" w:eastAsia="Times New Roman" w:hAnsi="Times New Roman" w:cs="Times New Roman"/>
-          <w:sz w:val="24"/>
-          <w:szCs w:val="24"/>
-        </w:rPr>
-      </w:pPr>
-      <w:r>
-        <w:rPr>
-          <w:rFonts w:ascii="Times New Roman" w:eastAsia="Times New Roman" w:hAnsi="Times New Roman" w:cs="Times New Roman"/>
-          <w:sz w:val="24"/>
-          <w:szCs w:val="24"/>
-        </w:rPr>
-        <w:t xml:space="preserve">Courses </w:t>
-      </w:r>
-    </w:p>
-    <w:p>
-      <w:pPr>
-        <w:numPr>
-          <w:ilvl w:val="0"/>
-          <w:numId w:val="24"/>
-        </w:numPr>
-        <w:spacing w:before="100" w:beforeAutospacing="1" w:after="100" w:afterAutospacing="1" w:line="240" w:lineRule="auto"/>
-        <w:rPr>
-          <w:rFonts w:ascii="Times New Roman" w:eastAsia="Times New Roman" w:hAnsi="Times New Roman" w:cs="Times New Roman"/>
-          <w:sz w:val="24"/>
-          <w:szCs w:val="24"/>
-        </w:rPr>
-      </w:pPr>
-      <w:r>
-        <w:rPr>
-          <w:rFonts w:ascii="Times New Roman" w:eastAsia="Times New Roman" w:hAnsi="Times New Roman" w:cs="Times New Roman"/>
-          <w:sz w:val="24"/>
-          <w:szCs w:val="24"/>
-        </w:rPr>
-        <w:t xml:space="preserve">Teachers </w:t>
-      </w:r>
-    </w:p>
-    <w:p>
-      <w:pPr>
-        <w:numPr>
-          <w:ilvl w:val="0"/>
-          <w:numId w:val="24"/>
-        </w:numPr>
-        <w:spacing w:before="100" w:beforeAutospacing="1" w:after="100" w:afterAutospacing="1" w:line="240" w:lineRule="auto"/>
-        <w:rPr>
-          <w:rFonts w:ascii="Times New Roman" w:eastAsia="Times New Roman" w:hAnsi="Times New Roman" w:cs="Times New Roman"/>
-          <w:sz w:val="24"/>
-          <w:szCs w:val="24"/>
-        </w:rPr>
-      </w:pPr>
-      <w:r>
-        <w:rPr>
-          <w:rFonts w:ascii="Times New Roman" w:eastAsia="Times New Roman" w:hAnsi="Times New Roman" w:cs="Times New Roman"/>
-          <w:sz w:val="24"/>
-          <w:szCs w:val="24"/>
-        </w:rPr>
-        <w:t xml:space="preserve">Payments </w:t>
-      </w:r>
-    </w:p>
-    <w:p>
-      <w:pPr>
-        <w:spacing w:before="100" w:beforeAutospacing="1" w:after="100" w:afterAutospacing="1" w:line="240" w:lineRule="auto"/>
-        <w:rPr>
-          <w:rFonts w:ascii="Times New Roman" w:eastAsia="Times New Roman" w:hAnsi="Times New Roman" w:cs="Times New Roman"/>
-          <w:sz w:val="24"/>
-          <w:szCs w:val="24"/>
-        </w:rPr>
-      </w:pPr>
-      <w:r>
-        <w:rPr>
-          <w:rFonts w:ascii="Times New Roman" w:eastAsia="Times New Roman" w:hAnsi="Times New Roman" w:cs="Times New Roman"/>
-          <w:sz w:val="24"/>
-          <w:szCs w:val="24"/>
-        </w:rPr>
-        <w:lastRenderedPageBreak/>
-        <w:t>This is called:</w:t>
-      </w:r>
-      <w:r>
-        <w:rPr>
-          <w:rFonts w:ascii="Times New Roman" w:eastAsia="Times New Roman" w:hAnsi="Times New Roman" w:cs="Times New Roman"/>
-          <w:sz w:val="24"/>
-          <w:szCs w:val="24"/>
+      </w:r>
+      <w:proofErr w:type="spellStart"/>
+      <w:r>
+        <w:rPr>
+          <w:rFonts w:ascii="Courier New" w:eastAsia="Times New Roman" w:hAnsi="Courier New" w:cs="Courier New"/>
+          <w:sz w:val="20"/>
+          <w:szCs w:val="20"/>
+        </w:rPr>
+        <w:t>cgpa</w:t>
+      </w:r>
+      <w:proofErr w:type="spellEnd"/>
+      <w:r>
+        <w:rPr>
+          <w:rFonts w:ascii="Courier New" w:eastAsia="Times New Roman" w:hAnsi="Courier New" w:cs="Courier New"/>
+          <w:sz w:val="20"/>
+          <w:szCs w:val="20"/>
         </w:rPr>
         <w:br/>
-        <w:t>Multi-Tenant SaaS Architecture</w:t>
-      </w:r>
+      </w:r>
+      <w:proofErr w:type="spellStart"/>
+      <w:r>
+        <w:rPr>
+          <w:rFonts w:ascii="Courier New" w:eastAsia="Times New Roman" w:hAnsi="Courier New" w:cs="Courier New"/>
+          <w:sz w:val="20"/>
+          <w:szCs w:val="20"/>
+        </w:rPr>
+        <w:t>completed_credit</w:t>
+      </w:r>
+      <w:proofErr w:type="spellEnd"/>
     </w:p>
     <w:p>
       <w:pPr>
@@ -4577,8 +3697,8 @@
           <w:sz w:val="24"/>
           <w:szCs w:val="24"/>
         </w:rPr>
-        <w:pict>
-          <v:rect id="_x0000_i1040" style="width:0;height:1.5pt" o:hralign="center" o:hrstd="t" o:hr="t" fillcolor="#a0a0a0" stroked="f"/>
+        <w:pict w14:anchorId="7F94BA7C">
+          <v:rect id="_x0000_i1037" style="width:0;height:1.5pt" o:hralign="center" o:hrstd="t" o:hr="t" fillcolor="#a0a0a0" stroked="f"/>
         </w:pict>
       </w:r>
     </w:p>
@@ -4604,6 +3724,817 @@
           <w:sz w:val="48"/>
           <w:szCs w:val="48"/>
         </w:rPr>
+        <w:t>Recommended UML Diagrams</w:t>
+      </w:r>
+    </w:p>
+    <w:p>
+      <w:pPr>
+        <w:spacing w:before="100" w:beforeAutospacing="1" w:after="100" w:afterAutospacing="1" w:line="240" w:lineRule="auto"/>
+        <w:rPr>
+          <w:rFonts w:ascii="Times New Roman" w:eastAsia="Times New Roman" w:hAnsi="Times New Roman" w:cs="Times New Roman"/>
+          <w:sz w:val="24"/>
+          <w:szCs w:val="24"/>
+        </w:rPr>
+      </w:pPr>
+      <w:r>
+        <w:rPr>
+          <w:rFonts w:ascii="Times New Roman" w:eastAsia="Times New Roman" w:hAnsi="Times New Roman" w:cs="Times New Roman"/>
+          <w:sz w:val="24"/>
+          <w:szCs w:val="24"/>
+        </w:rPr>
+        <w:t>You should create:</w:t>
+      </w:r>
+    </w:p>
+    <w:p>
+      <w:pPr>
+        <w:numPr>
+          <w:ilvl w:val="0"/>
+          <w:numId w:val="19"/>
+        </w:numPr>
+        <w:spacing w:before="100" w:beforeAutospacing="1" w:after="100" w:afterAutospacing="1" w:line="240" w:lineRule="auto"/>
+        <w:rPr>
+          <w:rFonts w:ascii="Times New Roman" w:eastAsia="Times New Roman" w:hAnsi="Times New Roman" w:cs="Times New Roman"/>
+          <w:sz w:val="24"/>
+          <w:szCs w:val="24"/>
+        </w:rPr>
+      </w:pPr>
+      <w:r>
+        <w:rPr>
+          <w:rFonts w:ascii="Times New Roman" w:eastAsia="Times New Roman" w:hAnsi="Times New Roman" w:cs="Times New Roman"/>
+          <w:sz w:val="24"/>
+          <w:szCs w:val="24"/>
+        </w:rPr>
+        <w:t xml:space="preserve">Use Case Diagram </w:t>
+      </w:r>
+    </w:p>
+    <w:p>
+      <w:pPr>
+        <w:numPr>
+          <w:ilvl w:val="0"/>
+          <w:numId w:val="19"/>
+        </w:numPr>
+        <w:spacing w:before="100" w:beforeAutospacing="1" w:after="100" w:afterAutospacing="1" w:line="240" w:lineRule="auto"/>
+        <w:rPr>
+          <w:rFonts w:ascii="Times New Roman" w:eastAsia="Times New Roman" w:hAnsi="Times New Roman" w:cs="Times New Roman"/>
+          <w:sz w:val="24"/>
+          <w:szCs w:val="24"/>
+        </w:rPr>
+      </w:pPr>
+      <w:r>
+        <w:rPr>
+          <w:rFonts w:ascii="Times New Roman" w:eastAsia="Times New Roman" w:hAnsi="Times New Roman" w:cs="Times New Roman"/>
+          <w:sz w:val="24"/>
+          <w:szCs w:val="24"/>
+        </w:rPr>
+        <w:t xml:space="preserve">Class Diagram </w:t>
+      </w:r>
+    </w:p>
+    <w:p>
+      <w:pPr>
+        <w:numPr>
+          <w:ilvl w:val="0"/>
+          <w:numId w:val="19"/>
+        </w:numPr>
+        <w:spacing w:before="100" w:beforeAutospacing="1" w:after="100" w:afterAutospacing="1" w:line="240" w:lineRule="auto"/>
+        <w:rPr>
+          <w:rFonts w:ascii="Times New Roman" w:eastAsia="Times New Roman" w:hAnsi="Times New Roman" w:cs="Times New Roman"/>
+          <w:sz w:val="24"/>
+          <w:szCs w:val="24"/>
+        </w:rPr>
+      </w:pPr>
+      <w:r>
+        <w:rPr>
+          <w:rFonts w:ascii="Times New Roman" w:eastAsia="Times New Roman" w:hAnsi="Times New Roman" w:cs="Times New Roman"/>
+          <w:sz w:val="24"/>
+          <w:szCs w:val="24"/>
+        </w:rPr>
+        <w:t xml:space="preserve">ER Diagram </w:t>
+      </w:r>
+    </w:p>
+    <w:p>
+      <w:pPr>
+        <w:numPr>
+          <w:ilvl w:val="0"/>
+          <w:numId w:val="19"/>
+        </w:numPr>
+        <w:spacing w:before="100" w:beforeAutospacing="1" w:after="100" w:afterAutospacing="1" w:line="240" w:lineRule="auto"/>
+        <w:rPr>
+          <w:rFonts w:ascii="Times New Roman" w:eastAsia="Times New Roman" w:hAnsi="Times New Roman" w:cs="Times New Roman"/>
+          <w:sz w:val="24"/>
+          <w:szCs w:val="24"/>
+        </w:rPr>
+      </w:pPr>
+      <w:r>
+        <w:rPr>
+          <w:rFonts w:ascii="Times New Roman" w:eastAsia="Times New Roman" w:hAnsi="Times New Roman" w:cs="Times New Roman"/>
+          <w:sz w:val="24"/>
+          <w:szCs w:val="24"/>
+        </w:rPr>
+        <w:t xml:space="preserve">Sequence Diagram </w:t>
+      </w:r>
+    </w:p>
+    <w:p>
+      <w:pPr>
+        <w:numPr>
+          <w:ilvl w:val="0"/>
+          <w:numId w:val="19"/>
+        </w:numPr>
+        <w:spacing w:before="100" w:beforeAutospacing="1" w:after="100" w:afterAutospacing="1" w:line="240" w:lineRule="auto"/>
+        <w:rPr>
+          <w:rFonts w:ascii="Times New Roman" w:eastAsia="Times New Roman" w:hAnsi="Times New Roman" w:cs="Times New Roman"/>
+          <w:sz w:val="24"/>
+          <w:szCs w:val="24"/>
+        </w:rPr>
+      </w:pPr>
+      <w:r>
+        <w:rPr>
+          <w:rFonts w:ascii="Times New Roman" w:eastAsia="Times New Roman" w:hAnsi="Times New Roman" w:cs="Times New Roman"/>
+          <w:sz w:val="24"/>
+          <w:szCs w:val="24"/>
+        </w:rPr>
+        <w:t xml:space="preserve">Activity Diagram </w:t>
+      </w:r>
+    </w:p>
+    <w:p>
+      <w:pPr>
+        <w:numPr>
+          <w:ilvl w:val="0"/>
+          <w:numId w:val="19"/>
+        </w:numPr>
+        <w:spacing w:before="100" w:beforeAutospacing="1" w:after="100" w:afterAutospacing="1" w:line="240" w:lineRule="auto"/>
+        <w:rPr>
+          <w:rFonts w:ascii="Times New Roman" w:eastAsia="Times New Roman" w:hAnsi="Times New Roman" w:cs="Times New Roman"/>
+          <w:sz w:val="24"/>
+          <w:szCs w:val="24"/>
+        </w:rPr>
+      </w:pPr>
+      <w:r>
+        <w:rPr>
+          <w:rFonts w:ascii="Times New Roman" w:eastAsia="Times New Roman" w:hAnsi="Times New Roman" w:cs="Times New Roman"/>
+          <w:sz w:val="24"/>
+          <w:szCs w:val="24"/>
+        </w:rPr>
+        <w:t xml:space="preserve">Deployment Diagram </w:t>
+      </w:r>
+    </w:p>
+    <w:p>
+      <w:pPr>
+        <w:numPr>
+          <w:ilvl w:val="0"/>
+          <w:numId w:val="19"/>
+        </w:numPr>
+        <w:spacing w:before="100" w:beforeAutospacing="1" w:after="100" w:afterAutospacing="1" w:line="240" w:lineRule="auto"/>
+        <w:rPr>
+          <w:rFonts w:ascii="Times New Roman" w:eastAsia="Times New Roman" w:hAnsi="Times New Roman" w:cs="Times New Roman"/>
+          <w:sz w:val="24"/>
+          <w:szCs w:val="24"/>
+        </w:rPr>
+      </w:pPr>
+      <w:r>
+        <w:rPr>
+          <w:rFonts w:ascii="Times New Roman" w:eastAsia="Times New Roman" w:hAnsi="Times New Roman" w:cs="Times New Roman"/>
+          <w:sz w:val="24"/>
+          <w:szCs w:val="24"/>
+        </w:rPr>
+        <w:t xml:space="preserve">Component Diagram </w:t>
+      </w:r>
+    </w:p>
+    <w:p>
+      <w:pPr>
+        <w:spacing w:after="0" w:line="240" w:lineRule="auto"/>
+        <w:rPr>
+          <w:rFonts w:ascii="Times New Roman" w:eastAsia="Times New Roman" w:hAnsi="Times New Roman" w:cs="Times New Roman"/>
+          <w:sz w:val="24"/>
+          <w:szCs w:val="24"/>
+        </w:rPr>
+      </w:pPr>
+      <w:r>
+        <w:rPr>
+          <w:rFonts w:ascii="Times New Roman" w:eastAsia="Times New Roman" w:hAnsi="Times New Roman" w:cs="Times New Roman"/>
+          <w:sz w:val="24"/>
+          <w:szCs w:val="24"/>
+        </w:rPr>
+        <w:pict w14:anchorId="07C32A06">
+          <v:rect id="_x0000_i1038" style="width:0;height:1.5pt" o:hralign="center" o:hrstd="t" o:hr="t" fillcolor="#a0a0a0" stroked="f"/>
+        </w:pict>
+      </w:r>
+    </w:p>
+    <w:p>
+      <w:pPr>
+        <w:spacing w:before="100" w:beforeAutospacing="1" w:after="100" w:afterAutospacing="1" w:line="240" w:lineRule="auto"/>
+        <w:outlineLvl w:val="0"/>
+        <w:rPr>
+          <w:rFonts w:ascii="Times New Roman" w:eastAsia="Times New Roman" w:hAnsi="Times New Roman" w:cs="Times New Roman"/>
+          <w:b/>
+          <w:bCs/>
+          <w:kern w:val="36"/>
+          <w:sz w:val="48"/>
+          <w:szCs w:val="48"/>
+        </w:rPr>
+      </w:pPr>
+      <w:r>
+        <w:rPr>
+          <w:rFonts w:ascii="Times New Roman" w:eastAsia="Times New Roman" w:hAnsi="Times New Roman" w:cs="Times New Roman"/>
+          <w:b/>
+          <w:bCs/>
+          <w:kern w:val="36"/>
+          <w:sz w:val="48"/>
+          <w:szCs w:val="48"/>
+        </w:rPr>
+        <w:lastRenderedPageBreak/>
+        <w:t>Best Technology Stack</w:t>
+      </w:r>
+    </w:p>
+    <w:p>
+      <w:pPr>
+        <w:spacing w:before="100" w:beforeAutospacing="1" w:after="100" w:afterAutospacing="1" w:line="240" w:lineRule="auto"/>
+        <w:outlineLvl w:val="1"/>
+        <w:rPr>
+          <w:rFonts w:ascii="Times New Roman" w:eastAsia="Times New Roman" w:hAnsi="Times New Roman" w:cs="Times New Roman"/>
+          <w:b/>
+          <w:bCs/>
+          <w:sz w:val="36"/>
+          <w:szCs w:val="36"/>
+        </w:rPr>
+      </w:pPr>
+      <w:r>
+        <w:rPr>
+          <w:rFonts w:ascii="Times New Roman" w:eastAsia="Times New Roman" w:hAnsi="Times New Roman" w:cs="Times New Roman"/>
+          <w:b/>
+          <w:bCs/>
+          <w:sz w:val="36"/>
+          <w:szCs w:val="36"/>
+        </w:rPr>
+        <w:t>Frontend</w:t>
+      </w:r>
+    </w:p>
+    <w:p>
+      <w:pPr>
+        <w:numPr>
+          <w:ilvl w:val="0"/>
+          <w:numId w:val="20"/>
+        </w:numPr>
+        <w:spacing w:before="100" w:beforeAutospacing="1" w:after="100" w:afterAutospacing="1" w:line="240" w:lineRule="auto"/>
+        <w:rPr>
+          <w:rFonts w:ascii="Times New Roman" w:eastAsia="Times New Roman" w:hAnsi="Times New Roman" w:cs="Times New Roman"/>
+          <w:sz w:val="24"/>
+          <w:szCs w:val="24"/>
+        </w:rPr>
+      </w:pPr>
+      <w:r>
+        <w:rPr>
+          <w:rFonts w:ascii="Times New Roman" w:eastAsia="Times New Roman" w:hAnsi="Times New Roman" w:cs="Times New Roman"/>
+          <w:sz w:val="24"/>
+          <w:szCs w:val="24"/>
+        </w:rPr>
+        <w:t xml:space="preserve">Angular 19+ </w:t>
+      </w:r>
+    </w:p>
+    <w:p>
+      <w:pPr>
+        <w:numPr>
+          <w:ilvl w:val="0"/>
+          <w:numId w:val="20"/>
+        </w:numPr>
+        <w:spacing w:before="100" w:beforeAutospacing="1" w:after="100" w:afterAutospacing="1" w:line="240" w:lineRule="auto"/>
+        <w:rPr>
+          <w:rFonts w:ascii="Times New Roman" w:eastAsia="Times New Roman" w:hAnsi="Times New Roman" w:cs="Times New Roman"/>
+          <w:sz w:val="24"/>
+          <w:szCs w:val="24"/>
+        </w:rPr>
+      </w:pPr>
+      <w:proofErr w:type="spellStart"/>
+      <w:r>
+        <w:rPr>
+          <w:rFonts w:ascii="Times New Roman" w:eastAsia="Times New Roman" w:hAnsi="Times New Roman" w:cs="Times New Roman"/>
+          <w:sz w:val="24"/>
+          <w:szCs w:val="24"/>
+        </w:rPr>
+        <w:t>TailwindCSS</w:t>
+      </w:r>
+      <w:proofErr w:type="spellEnd"/>
+      <w:r>
+        <w:rPr>
+          <w:rFonts w:ascii="Times New Roman" w:eastAsia="Times New Roman" w:hAnsi="Times New Roman" w:cs="Times New Roman"/>
+          <w:sz w:val="24"/>
+          <w:szCs w:val="24"/>
+        </w:rPr>
+        <w:t xml:space="preserve"> / Bootstrap </w:t>
+      </w:r>
+    </w:p>
+    <w:p>
+      <w:pPr>
+        <w:spacing w:before="100" w:beforeAutospacing="1" w:after="100" w:afterAutospacing="1" w:line="240" w:lineRule="auto"/>
+        <w:outlineLvl w:val="1"/>
+        <w:rPr>
+          <w:rFonts w:ascii="Times New Roman" w:eastAsia="Times New Roman" w:hAnsi="Times New Roman" w:cs="Times New Roman"/>
+          <w:b/>
+          <w:bCs/>
+          <w:sz w:val="36"/>
+          <w:szCs w:val="36"/>
+        </w:rPr>
+      </w:pPr>
+      <w:r>
+        <w:rPr>
+          <w:rFonts w:ascii="Times New Roman" w:eastAsia="Times New Roman" w:hAnsi="Times New Roman" w:cs="Times New Roman"/>
+          <w:b/>
+          <w:bCs/>
+          <w:sz w:val="36"/>
+          <w:szCs w:val="36"/>
+        </w:rPr>
+        <w:t>Backend</w:t>
+      </w:r>
+    </w:p>
+    <w:p>
+      <w:pPr>
+        <w:numPr>
+          <w:ilvl w:val="0"/>
+          <w:numId w:val="21"/>
+        </w:numPr>
+        <w:spacing w:before="100" w:beforeAutospacing="1" w:after="100" w:afterAutospacing="1" w:line="240" w:lineRule="auto"/>
+        <w:rPr>
+          <w:rFonts w:ascii="Times New Roman" w:eastAsia="Times New Roman" w:hAnsi="Times New Roman" w:cs="Times New Roman"/>
+          <w:sz w:val="24"/>
+          <w:szCs w:val="24"/>
+        </w:rPr>
+      </w:pPr>
+      <w:r>
+        <w:rPr>
+          <w:rFonts w:ascii="Times New Roman" w:eastAsia="Times New Roman" w:hAnsi="Times New Roman" w:cs="Times New Roman"/>
+          <w:sz w:val="24"/>
+          <w:szCs w:val="24"/>
+        </w:rPr>
+        <w:t xml:space="preserve">Spring Boot </w:t>
+      </w:r>
+    </w:p>
+    <w:p>
+      <w:pPr>
+        <w:numPr>
+          <w:ilvl w:val="0"/>
+          <w:numId w:val="21"/>
+        </w:numPr>
+        <w:spacing w:before="100" w:beforeAutospacing="1" w:after="100" w:afterAutospacing="1" w:line="240" w:lineRule="auto"/>
+        <w:rPr>
+          <w:rFonts w:ascii="Times New Roman" w:eastAsia="Times New Roman" w:hAnsi="Times New Roman" w:cs="Times New Roman"/>
+          <w:sz w:val="24"/>
+          <w:szCs w:val="24"/>
+        </w:rPr>
+      </w:pPr>
+      <w:r>
+        <w:rPr>
+          <w:rFonts w:ascii="Times New Roman" w:eastAsia="Times New Roman" w:hAnsi="Times New Roman" w:cs="Times New Roman"/>
+          <w:sz w:val="24"/>
+          <w:szCs w:val="24"/>
+        </w:rPr>
+        <w:t xml:space="preserve">Spring Security </w:t>
+      </w:r>
+    </w:p>
+    <w:p>
+      <w:pPr>
+        <w:numPr>
+          <w:ilvl w:val="0"/>
+          <w:numId w:val="21"/>
+        </w:numPr>
+        <w:spacing w:before="100" w:beforeAutospacing="1" w:after="100" w:afterAutospacing="1" w:line="240" w:lineRule="auto"/>
+        <w:rPr>
+          <w:rFonts w:ascii="Times New Roman" w:eastAsia="Times New Roman" w:hAnsi="Times New Roman" w:cs="Times New Roman"/>
+          <w:sz w:val="24"/>
+          <w:szCs w:val="24"/>
+        </w:rPr>
+      </w:pPr>
+      <w:r>
+        <w:rPr>
+          <w:rFonts w:ascii="Times New Roman" w:eastAsia="Times New Roman" w:hAnsi="Times New Roman" w:cs="Times New Roman"/>
+          <w:sz w:val="24"/>
+          <w:szCs w:val="24"/>
+        </w:rPr>
+        <w:t xml:space="preserve">JWT Authentication </w:t>
+      </w:r>
+    </w:p>
+    <w:p>
+      <w:pPr>
+        <w:spacing w:before="100" w:beforeAutospacing="1" w:after="100" w:afterAutospacing="1" w:line="240" w:lineRule="auto"/>
+        <w:outlineLvl w:val="1"/>
+        <w:rPr>
+          <w:rFonts w:ascii="Times New Roman" w:eastAsia="Times New Roman" w:hAnsi="Times New Roman" w:cs="Times New Roman"/>
+          <w:b/>
+          <w:bCs/>
+          <w:sz w:val="36"/>
+          <w:szCs w:val="36"/>
+        </w:rPr>
+      </w:pPr>
+      <w:r>
+        <w:rPr>
+          <w:rFonts w:ascii="Times New Roman" w:eastAsia="Times New Roman" w:hAnsi="Times New Roman" w:cs="Times New Roman"/>
+          <w:b/>
+          <w:bCs/>
+          <w:sz w:val="36"/>
+          <w:szCs w:val="36"/>
+        </w:rPr>
+        <w:t>Database</w:t>
+      </w:r>
+    </w:p>
+    <w:p>
+      <w:pPr>
+        <w:numPr>
+          <w:ilvl w:val="0"/>
+          <w:numId w:val="22"/>
+        </w:numPr>
+        <w:spacing w:before="100" w:beforeAutospacing="1" w:after="100" w:afterAutospacing="1" w:line="240" w:lineRule="auto"/>
+        <w:rPr>
+          <w:rFonts w:ascii="Times New Roman" w:eastAsia="Times New Roman" w:hAnsi="Times New Roman" w:cs="Times New Roman"/>
+          <w:sz w:val="24"/>
+          <w:szCs w:val="24"/>
+        </w:rPr>
+      </w:pPr>
+      <w:proofErr w:type="spellStart"/>
+      <w:r>
+        <w:rPr>
+          <w:rFonts w:ascii="Times New Roman" w:eastAsia="Times New Roman" w:hAnsi="Times New Roman" w:cs="Times New Roman"/>
+          <w:sz w:val="24"/>
+          <w:szCs w:val="24"/>
+        </w:rPr>
+        <w:t>my</w:t>
+      </w:r>
+      <w:r>
+        <w:rPr>
+          <w:rFonts w:ascii="Times New Roman" w:eastAsia="Times New Roman" w:hAnsi="Times New Roman" w:cs="Times New Roman"/>
+          <w:sz w:val="24"/>
+          <w:szCs w:val="24"/>
+        </w:rPr>
+        <w:t>SQL</w:t>
+      </w:r>
+      <w:proofErr w:type="spellEnd"/>
+      <w:r>
+        <w:rPr>
+          <w:rFonts w:ascii="Times New Roman" w:eastAsia="Times New Roman" w:hAnsi="Times New Roman" w:cs="Times New Roman"/>
+          <w:sz w:val="24"/>
+          <w:szCs w:val="24"/>
+        </w:rPr>
+        <w:t xml:space="preserve"> </w:t>
+      </w:r>
+    </w:p>
+    <w:p>
+      <w:pPr>
+        <w:spacing w:before="100" w:beforeAutospacing="1" w:after="100" w:afterAutospacing="1" w:line="240" w:lineRule="auto"/>
+        <w:outlineLvl w:val="1"/>
+        <w:rPr>
+          <w:rFonts w:ascii="Times New Roman" w:eastAsia="Times New Roman" w:hAnsi="Times New Roman" w:cs="Times New Roman"/>
+          <w:b/>
+          <w:bCs/>
+          <w:sz w:val="36"/>
+          <w:szCs w:val="36"/>
+        </w:rPr>
+      </w:pPr>
+      <w:r>
+        <w:rPr>
+          <w:rFonts w:ascii="Times New Roman" w:eastAsia="Times New Roman" w:hAnsi="Times New Roman" w:cs="Times New Roman"/>
+          <w:b/>
+          <w:bCs/>
+          <w:sz w:val="36"/>
+          <w:szCs w:val="36"/>
+        </w:rPr>
+        <w:t>DevOps</w:t>
+      </w:r>
+    </w:p>
+    <w:p>
+      <w:pPr>
+        <w:numPr>
+          <w:ilvl w:val="0"/>
+          <w:numId w:val="23"/>
+        </w:numPr>
+        <w:spacing w:before="100" w:beforeAutospacing="1" w:after="100" w:afterAutospacing="1" w:line="240" w:lineRule="auto"/>
+        <w:rPr>
+          <w:rFonts w:ascii="Times New Roman" w:eastAsia="Times New Roman" w:hAnsi="Times New Roman" w:cs="Times New Roman"/>
+          <w:sz w:val="24"/>
+          <w:szCs w:val="24"/>
+        </w:rPr>
+      </w:pPr>
+      <w:r>
+        <w:rPr>
+          <w:rFonts w:ascii="Times New Roman" w:eastAsia="Times New Roman" w:hAnsi="Times New Roman" w:cs="Times New Roman"/>
+          <w:sz w:val="24"/>
+          <w:szCs w:val="24"/>
+        </w:rPr>
+        <w:t xml:space="preserve">Docker </w:t>
+      </w:r>
+    </w:p>
+    <w:p>
+      <w:pPr>
+        <w:numPr>
+          <w:ilvl w:val="0"/>
+          <w:numId w:val="23"/>
+        </w:numPr>
+        <w:spacing w:before="100" w:beforeAutospacing="1" w:after="100" w:afterAutospacing="1" w:line="240" w:lineRule="auto"/>
+        <w:rPr>
+          <w:rFonts w:ascii="Times New Roman" w:eastAsia="Times New Roman" w:hAnsi="Times New Roman" w:cs="Times New Roman"/>
+          <w:sz w:val="24"/>
+          <w:szCs w:val="24"/>
+        </w:rPr>
+      </w:pPr>
+      <w:r>
+        <w:rPr>
+          <w:rFonts w:ascii="Times New Roman" w:eastAsia="Times New Roman" w:hAnsi="Times New Roman" w:cs="Times New Roman"/>
+          <w:sz w:val="24"/>
+          <w:szCs w:val="24"/>
+        </w:rPr>
+        <w:t xml:space="preserve">AWS / </w:t>
+      </w:r>
+      <w:proofErr w:type="spellStart"/>
+      <w:r>
+        <w:rPr>
+          <w:rFonts w:ascii="Times New Roman" w:eastAsia="Times New Roman" w:hAnsi="Times New Roman" w:cs="Times New Roman"/>
+          <w:sz w:val="24"/>
+          <w:szCs w:val="24"/>
+        </w:rPr>
+        <w:t>DigitalOcean</w:t>
+      </w:r>
+      <w:proofErr w:type="spellEnd"/>
+      <w:r>
+        <w:rPr>
+          <w:rFonts w:ascii="Times New Roman" w:eastAsia="Times New Roman" w:hAnsi="Times New Roman" w:cs="Times New Roman"/>
+          <w:sz w:val="24"/>
+          <w:szCs w:val="24"/>
+        </w:rPr>
+        <w:t xml:space="preserve"> </w:t>
+      </w:r>
+    </w:p>
+    <w:p>
+      <w:pPr>
+        <w:spacing w:after="0" w:line="240" w:lineRule="auto"/>
+        <w:rPr>
+          <w:rFonts w:ascii="Times New Roman" w:eastAsia="Times New Roman" w:hAnsi="Times New Roman" w:cs="Times New Roman"/>
+          <w:sz w:val="24"/>
+          <w:szCs w:val="24"/>
+        </w:rPr>
+      </w:pPr>
+      <w:r>
+        <w:rPr>
+          <w:rFonts w:ascii="Times New Roman" w:eastAsia="Times New Roman" w:hAnsi="Times New Roman" w:cs="Times New Roman"/>
+          <w:sz w:val="24"/>
+          <w:szCs w:val="24"/>
+        </w:rPr>
+        <w:pict w14:anchorId="652FEF23">
+          <v:rect id="_x0000_i1039" style="width:0;height:1.5pt" o:hralign="center" o:hrstd="t" o:hr="t" fillcolor="#a0a0a0" stroked="f"/>
+        </w:pict>
+      </w:r>
+    </w:p>
+    <w:p>
+      <w:pPr>
+        <w:spacing w:before="100" w:beforeAutospacing="1" w:after="100" w:afterAutospacing="1" w:line="240" w:lineRule="auto"/>
+        <w:outlineLvl w:val="0"/>
+        <w:rPr>
+          <w:rFonts w:ascii="Times New Roman" w:eastAsia="Times New Roman" w:hAnsi="Times New Roman" w:cs="Times New Roman"/>
+          <w:b/>
+          <w:bCs/>
+          <w:kern w:val="36"/>
+          <w:sz w:val="48"/>
+          <w:szCs w:val="48"/>
+        </w:rPr>
+      </w:pPr>
+      <w:r>
+        <w:rPr>
+          <w:rFonts w:ascii="Times New Roman" w:eastAsia="Times New Roman" w:hAnsi="Times New Roman" w:cs="Times New Roman"/>
+          <w:b/>
+          <w:bCs/>
+          <w:kern w:val="36"/>
+          <w:sz w:val="48"/>
+          <w:szCs w:val="48"/>
+        </w:rPr>
+        <w:t>Recommended Architecture</w:t>
+      </w:r>
+    </w:p>
+    <w:p>
+      <w:pPr>
+        <w:tabs>
+          <w:tab w:val="left" w:pos="916"/>
+          <w:tab w:val="left" w:pos="1832"/>
+          <w:tab w:val="left" w:pos="2748"/>
+          <w:tab w:val="left" w:pos="3664"/>
+          <w:tab w:val="left" w:pos="4580"/>
+          <w:tab w:val="left" w:pos="5496"/>
+          <w:tab w:val="left" w:pos="6412"/>
+          <w:tab w:val="left" w:pos="7328"/>
+          <w:tab w:val="left" w:pos="8244"/>
+          <w:tab w:val="left" w:pos="9160"/>
+          <w:tab w:val="left" w:pos="10076"/>
+          <w:tab w:val="left" w:pos="10992"/>
+          <w:tab w:val="left" w:pos="11908"/>
+          <w:tab w:val="left" w:pos="12824"/>
+          <w:tab w:val="left" w:pos="13740"/>
+          <w:tab w:val="left" w:pos="14656"/>
+        </w:tabs>
+        <w:spacing w:after="0" w:line="240" w:lineRule="auto"/>
+        <w:rPr>
+          <w:rFonts w:ascii="Courier New" w:eastAsia="Times New Roman" w:hAnsi="Courier New" w:cs="Courier New"/>
+          <w:sz w:val="20"/>
+          <w:szCs w:val="20"/>
+        </w:rPr>
+      </w:pPr>
+      <w:r>
+        <w:rPr>
+          <w:rFonts w:ascii="Courier New" w:eastAsia="Times New Roman" w:hAnsi="Courier New" w:cs="Courier New"/>
+          <w:sz w:val="20"/>
+          <w:szCs w:val="20"/>
+        </w:rPr>
+        <w:t>Platform</w:t>
+      </w:r>
+      <w:r>
+        <w:rPr>
+          <w:rFonts w:ascii="Courier New" w:eastAsia="Times New Roman" w:hAnsi="Courier New" w:cs="Courier New"/>
+          <w:sz w:val="20"/>
+          <w:szCs w:val="20"/>
+        </w:rPr>
+        <w:br/>
+        <w:t xml:space="preserve"> </w:t>
+      </w:r>
+      <w:r>
+        <w:rPr>
+          <w:rFonts w:ascii="Courier New" w:eastAsia="Times New Roman" w:hAnsi="Courier New" w:cs="Courier New"/>
+          <w:sz w:val="20"/>
+          <w:szCs w:val="20"/>
+        </w:rPr>
+        <w:t xml:space="preserve">A </w:t>
+      </w:r>
+      <w:r>
+        <w:rPr>
+          <w:rFonts w:ascii="Courier New" w:eastAsia="Times New Roman" w:hAnsi="Courier New" w:cs="Courier New"/>
+          <w:sz w:val="20"/>
+          <w:szCs w:val="20"/>
+        </w:rPr>
+        <w:t>University</w:t>
+      </w:r>
+    </w:p>
+    <w:p>
+      <w:pPr>
+        <w:spacing w:before="100" w:beforeAutospacing="1" w:after="100" w:afterAutospacing="1" w:line="240" w:lineRule="auto"/>
+        <w:rPr>
+          <w:rFonts w:ascii="Times New Roman" w:eastAsia="Times New Roman" w:hAnsi="Times New Roman" w:cs="Times New Roman"/>
+          <w:sz w:val="24"/>
+          <w:szCs w:val="24"/>
+        </w:rPr>
+      </w:pPr>
+      <w:r>
+        <w:rPr>
+          <w:rFonts w:ascii="Times New Roman" w:eastAsia="Times New Roman" w:hAnsi="Times New Roman" w:cs="Times New Roman"/>
+          <w:sz w:val="24"/>
+          <w:szCs w:val="24"/>
+        </w:rPr>
+        <w:t>Each university will have isolated:</w:t>
+      </w:r>
+    </w:p>
+    <w:p>
+      <w:pPr>
+        <w:numPr>
+          <w:ilvl w:val="0"/>
+          <w:numId w:val="24"/>
+        </w:numPr>
+        <w:spacing w:before="100" w:beforeAutospacing="1" w:after="100" w:afterAutospacing="1" w:line="240" w:lineRule="auto"/>
+        <w:rPr>
+          <w:rFonts w:ascii="Times New Roman" w:eastAsia="Times New Roman" w:hAnsi="Times New Roman" w:cs="Times New Roman"/>
+          <w:sz w:val="24"/>
+          <w:szCs w:val="24"/>
+        </w:rPr>
+      </w:pPr>
+      <w:r>
+        <w:rPr>
+          <w:rFonts w:ascii="Times New Roman" w:eastAsia="Times New Roman" w:hAnsi="Times New Roman" w:cs="Times New Roman"/>
+          <w:sz w:val="24"/>
+          <w:szCs w:val="24"/>
+        </w:rPr>
+        <w:t xml:space="preserve">Students </w:t>
+      </w:r>
+    </w:p>
+    <w:p>
+      <w:pPr>
+        <w:numPr>
+          <w:ilvl w:val="0"/>
+          <w:numId w:val="24"/>
+        </w:numPr>
+        <w:spacing w:before="100" w:beforeAutospacing="1" w:after="100" w:afterAutospacing="1" w:line="240" w:lineRule="auto"/>
+        <w:rPr>
+          <w:rFonts w:ascii="Times New Roman" w:eastAsia="Times New Roman" w:hAnsi="Times New Roman" w:cs="Times New Roman"/>
+          <w:sz w:val="24"/>
+          <w:szCs w:val="24"/>
+        </w:rPr>
+      </w:pPr>
+      <w:r>
+        <w:rPr>
+          <w:rFonts w:ascii="Times New Roman" w:eastAsia="Times New Roman" w:hAnsi="Times New Roman" w:cs="Times New Roman"/>
+          <w:sz w:val="24"/>
+          <w:szCs w:val="24"/>
+        </w:rPr>
+        <w:t xml:space="preserve">Departments </w:t>
+      </w:r>
+    </w:p>
+    <w:p>
+      <w:pPr>
+        <w:numPr>
+          <w:ilvl w:val="0"/>
+          <w:numId w:val="24"/>
+        </w:numPr>
+        <w:spacing w:before="100" w:beforeAutospacing="1" w:after="100" w:afterAutospacing="1" w:line="240" w:lineRule="auto"/>
+        <w:rPr>
+          <w:rFonts w:ascii="Times New Roman" w:eastAsia="Times New Roman" w:hAnsi="Times New Roman" w:cs="Times New Roman"/>
+          <w:sz w:val="24"/>
+          <w:szCs w:val="24"/>
+        </w:rPr>
+      </w:pPr>
+      <w:r>
+        <w:rPr>
+          <w:rFonts w:ascii="Times New Roman" w:eastAsia="Times New Roman" w:hAnsi="Times New Roman" w:cs="Times New Roman"/>
+          <w:sz w:val="24"/>
+          <w:szCs w:val="24"/>
+        </w:rPr>
+        <w:t xml:space="preserve">Courses </w:t>
+      </w:r>
+    </w:p>
+    <w:p>
+      <w:pPr>
+        <w:numPr>
+          <w:ilvl w:val="0"/>
+          <w:numId w:val="24"/>
+        </w:numPr>
+        <w:spacing w:before="100" w:beforeAutospacing="1" w:after="100" w:afterAutospacing="1" w:line="240" w:lineRule="auto"/>
+        <w:rPr>
+          <w:rFonts w:ascii="Times New Roman" w:eastAsia="Times New Roman" w:hAnsi="Times New Roman" w:cs="Times New Roman"/>
+          <w:sz w:val="24"/>
+          <w:szCs w:val="24"/>
+        </w:rPr>
+      </w:pPr>
+      <w:r>
+        <w:rPr>
+          <w:rFonts w:ascii="Times New Roman" w:eastAsia="Times New Roman" w:hAnsi="Times New Roman" w:cs="Times New Roman"/>
+          <w:sz w:val="24"/>
+          <w:szCs w:val="24"/>
+        </w:rPr>
+        <w:t xml:space="preserve">Teachers </w:t>
+      </w:r>
+    </w:p>
+    <w:p>
+      <w:pPr>
+        <w:numPr>
+          <w:ilvl w:val="0"/>
+          <w:numId w:val="24"/>
+        </w:numPr>
+        <w:spacing w:before="100" w:beforeAutospacing="1" w:after="100" w:afterAutospacing="1" w:line="240" w:lineRule="auto"/>
+        <w:rPr>
+          <w:rFonts w:ascii="Times New Roman" w:eastAsia="Times New Roman" w:hAnsi="Times New Roman" w:cs="Times New Roman"/>
+          <w:sz w:val="24"/>
+          <w:szCs w:val="24"/>
+        </w:rPr>
+      </w:pPr>
+      <w:r>
+        <w:rPr>
+          <w:rFonts w:ascii="Times New Roman" w:eastAsia="Times New Roman" w:hAnsi="Times New Roman" w:cs="Times New Roman"/>
+          <w:sz w:val="24"/>
+          <w:szCs w:val="24"/>
+        </w:rPr>
+        <w:t xml:space="preserve">Payments </w:t>
+      </w:r>
+    </w:p>
+    <w:p>
+      <w:pPr>
+        <w:spacing w:after="0" w:line="240" w:lineRule="auto"/>
+        <w:rPr>
+          <w:rFonts w:ascii="Times New Roman" w:eastAsia="Times New Roman" w:hAnsi="Times New Roman" w:cs="Times New Roman"/>
+          <w:sz w:val="24"/>
+          <w:szCs w:val="24"/>
+        </w:rPr>
+      </w:pPr>
+      <w:r>
+        <w:rPr>
+          <w:rFonts w:ascii="Times New Roman" w:eastAsia="Times New Roman" w:hAnsi="Times New Roman" w:cs="Times New Roman"/>
+          <w:sz w:val="24"/>
+          <w:szCs w:val="24"/>
+        </w:rPr>
+        <w:pict w14:anchorId="7AF5EC13">
+          <v:rect id="_x0000_i1040" style="width:0;height:1.5pt" o:hralign="center" o:hrstd="t" o:hr="t" fillcolor="#a0a0a0" stroked="f"/>
+        </w:pict>
+      </w:r>
+    </w:p>
+    <w:p>
+      <w:pPr>
+        <w:spacing w:before="100" w:beforeAutospacing="1" w:after="100" w:afterAutospacing="1" w:line="240" w:lineRule="auto"/>
+        <w:outlineLvl w:val="0"/>
+        <w:rPr>
+          <w:rFonts w:ascii="Times New Roman" w:eastAsia="Times New Roman" w:hAnsi="Times New Roman" w:cs="Times New Roman"/>
+          <w:b/>
+          <w:bCs/>
+          <w:kern w:val="36"/>
+          <w:sz w:val="48"/>
+          <w:szCs w:val="48"/>
+        </w:rPr>
+      </w:pPr>
+      <w:r>
+        <w:rPr>
+          <w:rFonts w:ascii="Times New Roman" w:eastAsia="Times New Roman" w:hAnsi="Times New Roman" w:cs="Times New Roman"/>
+          <w:b/>
+          <w:bCs/>
+          <w:kern w:val="36"/>
+          <w:sz w:val="48"/>
+          <w:szCs w:val="48"/>
+        </w:rPr>
         <w:t>Best Final Year Project Scope</w:t>
       </w:r>
     </w:p>
@@ -4644,6 +4575,7 @@
           <w:sz w:val="24"/>
           <w:szCs w:val="24"/>
         </w:rPr>
+        <w:lastRenderedPageBreak/>
         <w:t xml:space="preserve">University ERP </w:t>
       </w:r>
     </w:p>
@@ -4841,10 +4773,7 @@
         <w:t>Startup MVP</w:t>
       </w:r>
     </w:p>
-    <w:p>
-      <w:bookmarkStart w:id="0" w:name="_GoBack"/>
-      <w:bookmarkEnd w:id="0"/>
-    </w:p>
+    <w:p/>
     <w:sectPr>
       <w:pgSz w:w="12240" w:h="15840"/>
       <w:pgMar w:top="1440" w:right="1440" w:bottom="1440" w:left="1440" w:header="720" w:footer="720" w:gutter="0"/>
@@ -4856,7 +4785,7 @@
 </file>
 
 <file path=word/numbering.xml><?xml version="1.0" encoding="utf-8"?>
-<w:numbering xmlns:wpc="http://schemas.microsoft.com/office/word/2010/wordprocessingCanvas" xmlns:cx="http://schemas.microsoft.com/office/drawing/2014/chartex" xmlns:mc="http://schemas.openxmlformats.org/markup-compatibility/2006" xmlns:o="urn:schemas-microsoft-com:office:office" xmlns:r="http://schemas.openxmlformats.org/officeDocument/2006/relationships" xmlns:m="http://schemas.openxmlformats.org/officeDocument/2006/math" xmlns:v="urn:schemas-microsoft-com:vml" xmlns:wp14="http://schemas.microsoft.com/office/word/2010/wordprocessingDrawing" xmlns:wp="http://schemas.openxmlformats.org/drawingml/2006/wordprocessingDrawing" xmlns:w10="urn:schemas-microsoft-com:office:word" xmlns:w="http://schemas.openxmlformats.org/wordprocessingml/2006/main" xmlns:w14="http://schemas.microsoft.com/office/word/2010/wordml" xmlns:w15="http://schemas.microsoft.com/office/word/2012/wordml" xmlns:w16se="http://schemas.microsoft.com/office/word/2015/wordml/symex" xmlns:wpg="http://schemas.microsoft.com/office/word/2010/wordprocessingGroup" xmlns:wpi="http://schemas.microsoft.com/office/word/2010/wordprocessingInk" xmlns:wne="http://schemas.microsoft.com/office/word/2006/wordml" xmlns:wps="http://schemas.microsoft.com/office/word/2010/wordprocessingShape" mc:Ignorable="w14 w15 w16se wp14">
+<w:numbering xmlns:wpc="http://schemas.microsoft.com/office/word/2010/wordprocessingCanvas" xmlns:cx="http://schemas.microsoft.com/office/drawing/2014/chartex" xmlns:cx1="http://schemas.microsoft.com/office/drawing/2015/9/8/chartex" xmlns:cx2="http://schemas.microsoft.com/office/drawing/2015/10/21/chartex" xmlns:cx3="http://schemas.microsoft.com/office/drawing/2016/5/9/chartex" xmlns:cx4="http://schemas.microsoft.com/office/drawing/2016/5/10/chartex" xmlns:cx5="http://schemas.microsoft.com/office/drawing/2016/5/11/chartex" xmlns:cx6="http://schemas.microsoft.com/office/drawing/2016/5/12/chartex" xmlns:cx7="http://schemas.microsoft.com/office/drawing/2016/5/13/chartex" xmlns:cx8="http://schemas.microsoft.com/office/drawing/2016/5/14/chartex" xmlns:mc="http://schemas.openxmlformats.org/markup-compatibility/2006" xmlns:aink="http://schemas.microsoft.com/office/drawing/2016/ink" xmlns:am3d="http://schemas.microsoft.com/office/drawing/2017/model3d" xmlns:o="urn:schemas-microsoft-com:office:office" xmlns:oel="http://schemas.microsoft.com/office/2019/extlst" xmlns:r="http://schemas.openxmlformats.org/officeDocument/2006/relationships" xmlns:m="http://schemas.openxmlformats.org/officeDocument/2006/math" xmlns:v="urn:schemas-microsoft-com:vml" xmlns:wp14="http://schemas.microsoft.com/office/word/2010/wordprocessingDrawing" xmlns:wp="http://schemas.openxmlformats.org/drawingml/2006/wordprocessingDrawing" xmlns:w10="urn:schemas-microsoft-com:office:word" xmlns:w="http://schemas.openxmlformats.org/wordprocessingml/2006/main" xmlns:w14="http://schemas.microsoft.com/office/word/2010/wordml" xmlns:w15="http://schemas.microsoft.com/office/word/2012/wordml" xmlns:w16cex="http://schemas.microsoft.com/office/word/2018/wordml/cex" xmlns:w16cid="http://schemas.microsoft.com/office/word/2016/wordml/cid" xmlns:w16="http://schemas.microsoft.com/office/word/2018/wordml" xmlns:w16du="http://schemas.microsoft.com/office/word/2023/wordml/word16du" xmlns:w16sdtdh="http://schemas.microsoft.com/office/word/2020/wordml/sdtdatahash" xmlns:w16sdtfl="http://schemas.microsoft.com/office/word/2024/wordml/sdtformatlock" xmlns:w16se="http://schemas.microsoft.com/office/word/2015/wordml/symex" xmlns:wpg="http://schemas.microsoft.com/office/word/2010/wordprocessingGroup" xmlns:wpi="http://schemas.microsoft.com/office/word/2010/wordprocessingInk" xmlns:wne="http://schemas.microsoft.com/office/word/2006/wordml" xmlns:wps="http://schemas.microsoft.com/office/word/2010/wordprocessingShape" mc:Ignorable="w14 w15 w16se w16cid w16 w16cex w16sdtdh w16sdtfl w16du wp14">
   <w:abstractNum w:abstractNumId="0" w15:restartNumberingAfterBreak="0">
     <w:nsid w:val="0C8E578F"/>
     <w:multiLevelType w:val="multilevel"/>
@@ -8695,89 +8624,89 @@
       </w:rPr>
     </w:lvl>
   </w:abstractNum>
-  <w:num w:numId="1">
+  <w:num w:numId="1" w16cid:durableId="206527864">
     <w:abstractNumId w:val="11"/>
   </w:num>
-  <w:num w:numId="2">
+  <w:num w:numId="2" w16cid:durableId="720136097">
     <w:abstractNumId w:val="7"/>
   </w:num>
-  <w:num w:numId="3">
+  <w:num w:numId="3" w16cid:durableId="1218786488">
     <w:abstractNumId w:val="3"/>
   </w:num>
-  <w:num w:numId="4">
+  <w:num w:numId="4" w16cid:durableId="1439907277">
     <w:abstractNumId w:val="25"/>
   </w:num>
-  <w:num w:numId="5">
+  <w:num w:numId="5" w16cid:durableId="668287236">
     <w:abstractNumId w:val="17"/>
   </w:num>
-  <w:num w:numId="6">
+  <w:num w:numId="6" w16cid:durableId="168913164">
     <w:abstractNumId w:val="22"/>
   </w:num>
-  <w:num w:numId="7">
+  <w:num w:numId="7" w16cid:durableId="37970097">
     <w:abstractNumId w:val="1"/>
   </w:num>
-  <w:num w:numId="8">
+  <w:num w:numId="8" w16cid:durableId="1827547722">
     <w:abstractNumId w:val="4"/>
   </w:num>
-  <w:num w:numId="9">
+  <w:num w:numId="9" w16cid:durableId="1421870292">
     <w:abstractNumId w:val="24"/>
   </w:num>
-  <w:num w:numId="10">
+  <w:num w:numId="10" w16cid:durableId="1985113569">
     <w:abstractNumId w:val="19"/>
   </w:num>
-  <w:num w:numId="11">
+  <w:num w:numId="11" w16cid:durableId="1498494866">
     <w:abstractNumId w:val="8"/>
   </w:num>
-  <w:num w:numId="12">
+  <w:num w:numId="12" w16cid:durableId="407270374">
     <w:abstractNumId w:val="14"/>
   </w:num>
-  <w:num w:numId="13">
+  <w:num w:numId="13" w16cid:durableId="1136333763">
     <w:abstractNumId w:val="2"/>
   </w:num>
-  <w:num w:numId="14">
+  <w:num w:numId="14" w16cid:durableId="2094161744">
     <w:abstractNumId w:val="9"/>
   </w:num>
-  <w:num w:numId="15">
+  <w:num w:numId="15" w16cid:durableId="1714690877">
     <w:abstractNumId w:val="10"/>
   </w:num>
-  <w:num w:numId="16">
+  <w:num w:numId="16" w16cid:durableId="2137403622">
     <w:abstractNumId w:val="6"/>
   </w:num>
-  <w:num w:numId="17">
+  <w:num w:numId="17" w16cid:durableId="1864710107">
     <w:abstractNumId w:val="5"/>
   </w:num>
-  <w:num w:numId="18">
+  <w:num w:numId="18" w16cid:durableId="1711176670">
     <w:abstractNumId w:val="20"/>
   </w:num>
-  <w:num w:numId="19">
+  <w:num w:numId="19" w16cid:durableId="1112866968">
     <w:abstractNumId w:val="15"/>
   </w:num>
-  <w:num w:numId="20">
+  <w:num w:numId="20" w16cid:durableId="1701079939">
     <w:abstractNumId w:val="13"/>
   </w:num>
-  <w:num w:numId="21">
+  <w:num w:numId="21" w16cid:durableId="819732279">
     <w:abstractNumId w:val="12"/>
   </w:num>
-  <w:num w:numId="22">
+  <w:num w:numId="22" w16cid:durableId="1230308480">
     <w:abstractNumId w:val="21"/>
   </w:num>
-  <w:num w:numId="23">
+  <w:num w:numId="23" w16cid:durableId="579945911">
     <w:abstractNumId w:val="16"/>
   </w:num>
-  <w:num w:numId="24">
+  <w:num w:numId="24" w16cid:durableId="1950313211">
     <w:abstractNumId w:val="0"/>
   </w:num>
-  <w:num w:numId="25">
+  <w:num w:numId="25" w16cid:durableId="169179476">
     <w:abstractNumId w:val="23"/>
   </w:num>
-  <w:num w:numId="26">
+  <w:num w:numId="26" w16cid:durableId="886142791">
     <w:abstractNumId w:val="18"/>
   </w:num>
 </w:numbering>
 </file>
 
 <file path=word/styles.xml><?xml version="1.0" encoding="utf-8"?>
-<w:styles xmlns:mc="http://schemas.openxmlformats.org/markup-compatibility/2006" xmlns:r="http://schemas.openxmlformats.org/officeDocument/2006/relationships" xmlns:w="http://schemas.openxmlformats.org/wordprocessingml/2006/main" xmlns:w14="http://schemas.microsoft.com/office/word/2010/wordml" xmlns:w15="http://schemas.microsoft.com/office/word/2012/wordml" xmlns:w16se="http://schemas.microsoft.com/office/word/2015/wordml/symex" mc:Ignorable="w14 w15 w16se">
+<w:styles xmlns:mc="http://schemas.openxmlformats.org/markup-compatibility/2006" xmlns:r="http://schemas.openxmlformats.org/officeDocument/2006/relationships" xmlns:w="http://schemas.openxmlformats.org/wordprocessingml/2006/main" xmlns:w14="http://schemas.microsoft.com/office/word/2010/wordml" xmlns:w15="http://schemas.microsoft.com/office/word/2012/wordml" xmlns:w16cex="http://schemas.microsoft.com/office/word/2018/wordml/cex" xmlns:w16cid="http://schemas.microsoft.com/office/word/2016/wordml/cid" xmlns:w16="http://schemas.microsoft.com/office/word/2018/wordml" xmlns:w16du="http://schemas.microsoft.com/office/word/2023/wordml/word16du" xmlns:w16sdtdh="http://schemas.microsoft.com/office/word/2020/wordml/sdtdatahash" xmlns:w16sdtfl="http://schemas.microsoft.com/office/word/2024/wordml/sdtformatlock" xmlns:w16se="http://schemas.microsoft.com/office/word/2015/wordml/symex" mc:Ignorable="w14 w15 w16se w16cid w16 w16cex w16sdtdh w16sdtfl w16du">
   <w:docDefaults>
     <w:rPrDefault>
       <w:rPr>
@@ -8793,7 +8722,7 @@
       </w:pPr>
     </w:pPrDefault>
   </w:docDefaults>
-  <w:latentStyles w:defLockedState="0" w:defUIPriority="99" w:defSemiHidden="0" w:defUnhideWhenUsed="0" w:defQFormat="0" w:count="371">
+  <w:latentStyles w:defLockedState="0" w:defUIPriority="99" w:defSemiHidden="0" w:defUnhideWhenUsed="0" w:defQFormat="0" w:count="376">
     <w:lsdException w:name="Normal" w:uiPriority="0" w:qFormat="1"/>
     <w:lsdException w:name="heading 1" w:uiPriority="9" w:qFormat="1"/>
     <w:lsdException w:name="heading 2" w:semiHidden="1" w:uiPriority="9" w:unhideWhenUsed="1" w:qFormat="1"/>
@@ -9165,6 +9094,11 @@
     <w:lsdException w:name="List Table 5 Dark Accent 6" w:uiPriority="50"/>
     <w:lsdException w:name="List Table 6 Colorful Accent 6" w:uiPriority="51"/>
     <w:lsdException w:name="List Table 7 Colorful Accent 6" w:uiPriority="52"/>
+    <w:lsdException w:name="Mention" w:semiHidden="1" w:unhideWhenUsed="1"/>
+    <w:lsdException w:name="Smart Hyperlink" w:semiHidden="1" w:unhideWhenUsed="1"/>
+    <w:lsdException w:name="Hashtag" w:semiHidden="1" w:unhideWhenUsed="1"/>
+    <w:lsdException w:name="Unresolved Mention" w:semiHidden="1" w:unhideWhenUsed="1"/>
+    <w:lsdException w:name="Smart Link" w:semiHidden="1" w:unhideWhenUsed="1"/>
   </w:latentStyles>
   <w:style w:type="paragraph" w:default="1" w:styleId="Normal">
     <w:name w:val="Normal"/>
